--- a/LA_PAIX_ON_PEUT_L_EVITER_kindle_6x9.docx
+++ b/LA_PAIX_ON_PEUT_L_EVITER_kindle_6x9.docx
@@ -1103,18 +1103,18 @@
     <w:tbl>
       <w:tblPr>
         <w:tblStyle w:val="a"/>
-        <w:tblW w:w="8640" w:type="dxa"/>
         <w:tblInd w:w="0" w:type="dxa"/>
-        <w:tblBorders>
-          <w:top w:val="single" w:sz="4" w:space="0" w:color="000000"/>
-          <w:left w:val="single" w:sz="4" w:space="0" w:color="000000"/>
-          <w:bottom w:val="single" w:sz="4" w:space="0" w:color="000000"/>
-          <w:right w:val="single" w:sz="4" w:space="0" w:color="000000"/>
-          <w:insideH w:val="single" w:sz="4" w:space="0" w:color="000000"/>
-          <w:insideV w:val="single" w:sz="4" w:space="0" w:color="000000"/>
-        </w:tblBorders>
         <w:tblLayout w:type="fixed"/>
         <w:tblLook w:val="0000" w:firstRow="0" w:lastRow="0" w:firstColumn="0" w:lastColumn="0" w:noHBand="0" w:noVBand="0"/>
+        <w:tblBorders>
+          <w:top w:val="single" w:sz="8" w:space="0" w:color="C8A000"/>
+          <w:left w:val="single" w:sz="8" w:space="0" w:color="C8A000"/>
+          <w:bottom w:val="single" w:sz="8" w:space="0" w:color="C8A000"/>
+          <w:right w:val="single" w:sz="8" w:space="0" w:color="C8A000"/>
+          <w:insideH w:val="none"/>
+          <w:insideV w:val="none"/>
+        </w:tblBorders>
+        <w:tblW w:w="5000" w:type="pct"/>
       </w:tblPr>
       <w:tblGrid>
         <w:gridCol w:w="8640"/>
@@ -1129,17 +1129,17 @@
               <w:bottom w:val="single" w:sz="4" w:space="0" w:color="C8A951"/>
               <w:right w:val="nil"/>
             </w:tcBorders>
+            <w:shd w:val="clear" w:color="auto" w:fill="1A1A2E"/>
             <w:tcMar>
-              <w:top w:w="100" w:type="dxa"/>
-              <w:left w:w="200" w:type="dxa"/>
-              <w:bottom w:w="100" w:type="dxa"/>
-              <w:right w:w="200" w:type="dxa"/>
+              <w:top w:w="160" w:type="dxa"/>
+              <w:left w:w="360" w:type="dxa"/>
+              <w:bottom w:w="160" w:type="dxa"/>
+              <w:right w:w="360" w:type="dxa"/>
             </w:tcMar>
-            <w:shd w:val="clear" w:color="auto" w:fill="1A1A2E"/>
           </w:tcPr>
           <w:p>
             <w:pPr>
-              <w:spacing w:before="40" w:after="40"/>
+              <w:spacing w:before="0" w:after="0"/>
             </w:pPr>
             <w:r>
               <w:rPr>
@@ -1167,15 +1167,15 @@
             </w:tcBorders>
             <w:shd w:val="clear" w:color="auto" w:fill="F5F5F0"/>
             <w:tcMar>
-              <w:top w:w="50" w:type="dxa"/>
+              <w:top w:w="80" w:type="dxa"/>
               <w:left w:w="200" w:type="dxa"/>
-              <w:bottom w:w="50" w:type="dxa"/>
+              <w:bottom w:w="80" w:type="dxa"/>
               <w:right w:w="200" w:type="dxa"/>
             </w:tcMar>
           </w:tcPr>
           <w:p>
             <w:pPr>
-              <w:spacing w:before="40" w:after="40"/>
+              <w:spacing w:before="20" w:after="60"/>
             </w:pPr>
             <w:r>
               <w:rPr>
@@ -1201,15 +1201,15 @@
             </w:tcBorders>
             <w:shd w:val="clear" w:color="auto" w:fill="F5F5F0"/>
             <w:tcMar>
-              <w:top w:w="50" w:type="dxa"/>
+              <w:top w:w="80" w:type="dxa"/>
               <w:left w:w="200" w:type="dxa"/>
-              <w:bottom w:w="50" w:type="dxa"/>
+              <w:bottom w:w="80" w:type="dxa"/>
               <w:right w:w="200" w:type="dxa"/>
             </w:tcMar>
           </w:tcPr>
           <w:p>
             <w:pPr>
-              <w:spacing w:before="40" w:after="40"/>
+              <w:spacing w:before="20" w:after="60"/>
             </w:pPr>
             <w:r>
               <w:rPr>
@@ -1235,15 +1235,15 @@
             </w:tcBorders>
             <w:shd w:val="clear" w:color="auto" w:fill="F5F5F0"/>
             <w:tcMar>
-              <w:top w:w="50" w:type="dxa"/>
+              <w:top w:w="80" w:type="dxa"/>
               <w:left w:w="200" w:type="dxa"/>
-              <w:bottom w:w="50" w:type="dxa"/>
+              <w:bottom w:w="80" w:type="dxa"/>
               <w:right w:w="200" w:type="dxa"/>
             </w:tcMar>
           </w:tcPr>
           <w:p>
             <w:pPr>
-              <w:spacing w:before="40" w:after="40"/>
+              <w:spacing w:before="20" w:after="60"/>
             </w:pPr>
             <w:r>
               <w:rPr>
@@ -1269,15 +1269,15 @@
             </w:tcBorders>
             <w:shd w:val="clear" w:color="auto" w:fill="F5F5F0"/>
             <w:tcMar>
-              <w:top w:w="50" w:type="dxa"/>
+              <w:top w:w="80" w:type="dxa"/>
               <w:left w:w="200" w:type="dxa"/>
-              <w:bottom w:w="50" w:type="dxa"/>
+              <w:bottom w:w="80" w:type="dxa"/>
               <w:right w:w="200" w:type="dxa"/>
             </w:tcMar>
           </w:tcPr>
           <w:p>
             <w:pPr>
-              <w:spacing w:before="40" w:after="40"/>
+              <w:spacing w:before="20" w:after="60"/>
             </w:pPr>
             <w:r>
               <w:rPr>
@@ -1303,15 +1303,15 @@
             </w:tcBorders>
             <w:shd w:val="clear" w:color="auto" w:fill="F5F5F0"/>
             <w:tcMar>
-              <w:top w:w="50" w:type="dxa"/>
+              <w:top w:w="80" w:type="dxa"/>
               <w:left w:w="200" w:type="dxa"/>
-              <w:bottom w:w="50" w:type="dxa"/>
+              <w:bottom w:w="80" w:type="dxa"/>
               <w:right w:w="200" w:type="dxa"/>
             </w:tcMar>
           </w:tcPr>
           <w:p>
             <w:pPr>
-              <w:spacing w:before="40" w:after="40"/>
+              <w:spacing w:before="20" w:after="60"/>
             </w:pPr>
             <w:r>
               <w:rPr>
@@ -1337,15 +1337,15 @@
             </w:tcBorders>
             <w:shd w:val="clear" w:color="auto" w:fill="F5F5F0"/>
             <w:tcMar>
-              <w:top w:w="50" w:type="dxa"/>
+              <w:top w:w="80" w:type="dxa"/>
               <w:left w:w="200" w:type="dxa"/>
-              <w:bottom w:w="50" w:type="dxa"/>
+              <w:bottom w:w="80" w:type="dxa"/>
               <w:right w:w="200" w:type="dxa"/>
             </w:tcMar>
           </w:tcPr>
           <w:p>
             <w:pPr>
-              <w:spacing w:before="40" w:after="40"/>
+              <w:spacing w:before="20" w:after="60"/>
             </w:pPr>
             <w:r>
               <w:rPr>
@@ -1671,18 +1671,18 @@
     <w:tbl>
       <w:tblPr>
         <w:tblStyle w:val="a0"/>
-        <w:tblW w:w="8640" w:type="dxa"/>
         <w:tblInd w:w="0" w:type="dxa"/>
-        <w:tblBorders>
-          <w:top w:val="single" w:sz="4" w:space="0" w:color="000000"/>
-          <w:left w:val="single" w:sz="4" w:space="0" w:color="000000"/>
-          <w:bottom w:val="single" w:sz="4" w:space="0" w:color="000000"/>
-          <w:right w:val="single" w:sz="4" w:space="0" w:color="000000"/>
-          <w:insideH w:val="single" w:sz="4" w:space="0" w:color="000000"/>
-          <w:insideV w:val="single" w:sz="4" w:space="0" w:color="000000"/>
-        </w:tblBorders>
         <w:tblLayout w:type="fixed"/>
         <w:tblLook w:val="0000" w:firstRow="0" w:lastRow="0" w:firstColumn="0" w:lastColumn="0" w:noHBand="0" w:noVBand="0"/>
+        <w:tblBorders>
+          <w:top w:val="single" w:sz="8" w:space="0" w:color="C8A000"/>
+          <w:left w:val="single" w:sz="8" w:space="0" w:color="C8A000"/>
+          <w:bottom w:val="single" w:sz="8" w:space="0" w:color="C8A000"/>
+          <w:right w:val="single" w:sz="8" w:space="0" w:color="C8A000"/>
+          <w:insideH w:val="none"/>
+          <w:insideV w:val="none"/>
+        </w:tblBorders>
+        <w:tblW w:w="5000" w:type="pct"/>
       </w:tblPr>
       <w:tblGrid>
         <w:gridCol w:w="8640"/>
@@ -1697,17 +1697,17 @@
               <w:bottom w:val="single" w:sz="4" w:space="0" w:color="C8A951"/>
               <w:right w:val="nil"/>
             </w:tcBorders>
+            <w:shd w:val="clear" w:color="auto" w:fill="1A1A2E"/>
             <w:tcMar>
-              <w:top w:w="100" w:type="dxa"/>
-              <w:left w:w="200" w:type="dxa"/>
-              <w:bottom w:w="100" w:type="dxa"/>
-              <w:right w:w="200" w:type="dxa"/>
+              <w:top w:w="160" w:type="dxa"/>
+              <w:left w:w="360" w:type="dxa"/>
+              <w:bottom w:w="160" w:type="dxa"/>
+              <w:right w:w="360" w:type="dxa"/>
             </w:tcMar>
-            <w:shd w:val="clear" w:color="auto" w:fill="1A1A2E"/>
           </w:tcPr>
           <w:p>
             <w:pPr>
-              <w:spacing w:before="40" w:after="40"/>
+              <w:spacing w:before="0" w:after="0"/>
             </w:pPr>
             <w:r>
               <w:rPr>
@@ -1734,15 +1734,15 @@
             </w:tcBorders>
             <w:shd w:val="clear" w:color="auto" w:fill="F5F5F0"/>
             <w:tcMar>
-              <w:top w:w="50" w:type="dxa"/>
+              <w:top w:w="80" w:type="dxa"/>
               <w:left w:w="200" w:type="dxa"/>
-              <w:bottom w:w="50" w:type="dxa"/>
+              <w:bottom w:w="80" w:type="dxa"/>
               <w:right w:w="200" w:type="dxa"/>
             </w:tcMar>
           </w:tcPr>
           <w:p>
             <w:pPr>
-              <w:spacing w:before="40" w:after="40"/>
+              <w:spacing w:before="20" w:after="60"/>
             </w:pPr>
             <w:r>
               <w:rPr>
@@ -1768,15 +1768,15 @@
             </w:tcBorders>
             <w:shd w:val="clear" w:color="auto" w:fill="F5F5F0"/>
             <w:tcMar>
-              <w:top w:w="50" w:type="dxa"/>
+              <w:top w:w="80" w:type="dxa"/>
               <w:left w:w="200" w:type="dxa"/>
-              <w:bottom w:w="50" w:type="dxa"/>
+              <w:bottom w:w="80" w:type="dxa"/>
               <w:right w:w="200" w:type="dxa"/>
             </w:tcMar>
           </w:tcPr>
           <w:p>
             <w:pPr>
-              <w:spacing w:before="40" w:after="40"/>
+              <w:spacing w:before="20" w:after="60"/>
             </w:pPr>
             <w:r>
               <w:rPr>
@@ -1802,15 +1802,15 @@
             </w:tcBorders>
             <w:shd w:val="clear" w:color="auto" w:fill="F5F5F0"/>
             <w:tcMar>
-              <w:top w:w="50" w:type="dxa"/>
+              <w:top w:w="80" w:type="dxa"/>
               <w:left w:w="200" w:type="dxa"/>
-              <w:bottom w:w="50" w:type="dxa"/>
+              <w:bottom w:w="80" w:type="dxa"/>
               <w:right w:w="200" w:type="dxa"/>
             </w:tcMar>
           </w:tcPr>
           <w:p>
             <w:pPr>
-              <w:spacing w:before="40" w:after="40"/>
+              <w:spacing w:before="20" w:after="60"/>
             </w:pPr>
             <w:r>
               <w:rPr>
@@ -1836,15 +1836,15 @@
             </w:tcBorders>
             <w:shd w:val="clear" w:color="auto" w:fill="F5F5F0"/>
             <w:tcMar>
-              <w:top w:w="50" w:type="dxa"/>
+              <w:top w:w="80" w:type="dxa"/>
               <w:left w:w="200" w:type="dxa"/>
-              <w:bottom w:w="50" w:type="dxa"/>
+              <w:bottom w:w="80" w:type="dxa"/>
               <w:right w:w="200" w:type="dxa"/>
             </w:tcMar>
           </w:tcPr>
           <w:p>
             <w:pPr>
-              <w:spacing w:before="40" w:after="40"/>
+              <w:spacing w:before="20" w:after="60"/>
             </w:pPr>
             <w:r>
               <w:rPr>
@@ -1870,15 +1870,15 @@
             </w:tcBorders>
             <w:shd w:val="clear" w:color="auto" w:fill="F5F5F0"/>
             <w:tcMar>
-              <w:top w:w="50" w:type="dxa"/>
+              <w:top w:w="80" w:type="dxa"/>
               <w:left w:w="200" w:type="dxa"/>
-              <w:bottom w:w="50" w:type="dxa"/>
+              <w:bottom w:w="80" w:type="dxa"/>
               <w:right w:w="200" w:type="dxa"/>
             </w:tcMar>
           </w:tcPr>
           <w:p>
             <w:pPr>
-              <w:spacing w:before="40" w:after="40"/>
+              <w:spacing w:before="20" w:after="60"/>
             </w:pPr>
             <w:r>
               <w:rPr>
@@ -1904,15 +1904,15 @@
             </w:tcBorders>
             <w:shd w:val="clear" w:color="auto" w:fill="F5F5F0"/>
             <w:tcMar>
-              <w:top w:w="50" w:type="dxa"/>
+              <w:top w:w="80" w:type="dxa"/>
               <w:left w:w="200" w:type="dxa"/>
-              <w:bottom w:w="50" w:type="dxa"/>
+              <w:bottom w:w="80" w:type="dxa"/>
               <w:right w:w="200" w:type="dxa"/>
             </w:tcMar>
           </w:tcPr>
           <w:p>
             <w:pPr>
-              <w:spacing w:before="40" w:after="40"/>
+              <w:spacing w:before="20" w:after="60"/>
             </w:pPr>
             <w:r>
               <w:rPr>
@@ -1938,15 +1938,15 @@
             </w:tcBorders>
             <w:shd w:val="clear" w:color="auto" w:fill="F5F5F0"/>
             <w:tcMar>
-              <w:top w:w="50" w:type="dxa"/>
+              <w:top w:w="80" w:type="dxa"/>
               <w:left w:w="200" w:type="dxa"/>
-              <w:bottom w:w="50" w:type="dxa"/>
+              <w:bottom w:w="80" w:type="dxa"/>
               <w:right w:w="200" w:type="dxa"/>
             </w:tcMar>
           </w:tcPr>
           <w:p>
             <w:pPr>
-              <w:spacing w:before="40" w:after="40"/>
+              <w:spacing w:before="20" w:after="60"/>
             </w:pPr>
             <w:r>
               <w:rPr>
@@ -1972,15 +1972,15 @@
             </w:tcBorders>
             <w:shd w:val="clear" w:color="auto" w:fill="F5F5F0"/>
             <w:tcMar>
-              <w:top w:w="50" w:type="dxa"/>
+              <w:top w:w="80" w:type="dxa"/>
               <w:left w:w="200" w:type="dxa"/>
-              <w:bottom w:w="50" w:type="dxa"/>
+              <w:bottom w:w="80" w:type="dxa"/>
               <w:right w:w="200" w:type="dxa"/>
             </w:tcMar>
           </w:tcPr>
           <w:p>
             <w:pPr>
-              <w:spacing w:before="40" w:after="40"/>
+              <w:spacing w:before="20" w:after="60"/>
             </w:pPr>
             <w:r>
               <w:rPr>
@@ -2191,18 +2191,18 @@
     <w:tbl>
       <w:tblPr>
         <w:tblStyle w:val="a1"/>
-        <w:tblW w:w="8640" w:type="dxa"/>
         <w:tblInd w:w="0" w:type="dxa"/>
-        <w:tblBorders>
-          <w:top w:val="single" w:sz="4" w:space="0" w:color="000000"/>
-          <w:left w:val="single" w:sz="4" w:space="0" w:color="000000"/>
-          <w:bottom w:val="single" w:sz="4" w:space="0" w:color="000000"/>
-          <w:right w:val="single" w:sz="4" w:space="0" w:color="000000"/>
-          <w:insideH w:val="single" w:sz="4" w:space="0" w:color="000000"/>
-          <w:insideV w:val="single" w:sz="4" w:space="0" w:color="000000"/>
-        </w:tblBorders>
         <w:tblLayout w:type="fixed"/>
         <w:tblLook w:val="0000" w:firstRow="0" w:lastRow="0" w:firstColumn="0" w:lastColumn="0" w:noHBand="0" w:noVBand="0"/>
+        <w:tblBorders>
+          <w:top w:val="single" w:sz="8" w:space="0" w:color="C8A000"/>
+          <w:left w:val="single" w:sz="8" w:space="0" w:color="C8A000"/>
+          <w:bottom w:val="single" w:sz="8" w:space="0" w:color="C8A000"/>
+          <w:right w:val="single" w:sz="8" w:space="0" w:color="C8A000"/>
+          <w:insideH w:val="none"/>
+          <w:insideV w:val="none"/>
+        </w:tblBorders>
+        <w:tblW w:w="5000" w:type="pct"/>
       </w:tblPr>
       <w:tblGrid>
         <w:gridCol w:w="8640"/>
@@ -2217,17 +2217,17 @@
               <w:bottom w:val="single" w:sz="4" w:space="0" w:color="C8A951"/>
               <w:right w:val="nil"/>
             </w:tcBorders>
+            <w:shd w:val="clear" w:color="auto" w:fill="1A1A2E"/>
             <w:tcMar>
-              <w:top w:w="100" w:type="dxa"/>
-              <w:left w:w="200" w:type="dxa"/>
-              <w:bottom w:w="100" w:type="dxa"/>
-              <w:right w:w="200" w:type="dxa"/>
+              <w:top w:w="160" w:type="dxa"/>
+              <w:left w:w="360" w:type="dxa"/>
+              <w:bottom w:w="160" w:type="dxa"/>
+              <w:right w:w="360" w:type="dxa"/>
             </w:tcMar>
-            <w:shd w:val="clear" w:color="auto" w:fill="1A1A2E"/>
           </w:tcPr>
           <w:p>
             <w:pPr>
-              <w:spacing w:before="40" w:after="40"/>
+              <w:spacing w:before="0" w:after="0"/>
             </w:pPr>
             <w:r>
               <w:rPr>
@@ -2254,15 +2254,15 @@
             </w:tcBorders>
             <w:shd w:val="clear" w:color="auto" w:fill="F5F5F0"/>
             <w:tcMar>
-              <w:top w:w="50" w:type="dxa"/>
+              <w:top w:w="80" w:type="dxa"/>
               <w:left w:w="200" w:type="dxa"/>
-              <w:bottom w:w="50" w:type="dxa"/>
+              <w:bottom w:w="80" w:type="dxa"/>
               <w:right w:w="200" w:type="dxa"/>
             </w:tcMar>
           </w:tcPr>
           <w:p>
             <w:pPr>
-              <w:spacing w:before="40" w:after="40"/>
+              <w:spacing w:before="20" w:after="60"/>
             </w:pPr>
             <w:r>
               <w:rPr>
@@ -2288,15 +2288,15 @@
             </w:tcBorders>
             <w:shd w:val="clear" w:color="auto" w:fill="F5F5F0"/>
             <w:tcMar>
-              <w:top w:w="50" w:type="dxa"/>
+              <w:top w:w="80" w:type="dxa"/>
               <w:left w:w="200" w:type="dxa"/>
-              <w:bottom w:w="50" w:type="dxa"/>
+              <w:bottom w:w="80" w:type="dxa"/>
               <w:right w:w="200" w:type="dxa"/>
             </w:tcMar>
           </w:tcPr>
           <w:p>
             <w:pPr>
-              <w:spacing w:before="40" w:after="40"/>
+              <w:spacing w:before="20" w:after="60"/>
             </w:pPr>
             <w:r>
               <w:rPr>
@@ -2322,15 +2322,15 @@
             </w:tcBorders>
             <w:shd w:val="clear" w:color="auto" w:fill="F5F5F0"/>
             <w:tcMar>
-              <w:top w:w="50" w:type="dxa"/>
+              <w:top w:w="80" w:type="dxa"/>
               <w:left w:w="200" w:type="dxa"/>
-              <w:bottom w:w="50" w:type="dxa"/>
+              <w:bottom w:w="80" w:type="dxa"/>
               <w:right w:w="200" w:type="dxa"/>
             </w:tcMar>
           </w:tcPr>
           <w:p>
             <w:pPr>
-              <w:spacing w:before="40" w:after="40"/>
+              <w:spacing w:before="20" w:after="60"/>
             </w:pPr>
             <w:r>
               <w:rPr>
@@ -2356,15 +2356,15 @@
             </w:tcBorders>
             <w:shd w:val="clear" w:color="auto" w:fill="F5F5F0"/>
             <w:tcMar>
-              <w:top w:w="50" w:type="dxa"/>
+              <w:top w:w="80" w:type="dxa"/>
               <w:left w:w="200" w:type="dxa"/>
-              <w:bottom w:w="50" w:type="dxa"/>
+              <w:bottom w:w="80" w:type="dxa"/>
               <w:right w:w="200" w:type="dxa"/>
             </w:tcMar>
           </w:tcPr>
           <w:p>
             <w:pPr>
-              <w:spacing w:before="40" w:after="40"/>
+              <w:spacing w:before="20" w:after="60"/>
             </w:pPr>
             <w:r>
               <w:rPr>
@@ -2410,15 +2410,15 @@
             </w:tcBorders>
             <w:shd w:val="clear" w:color="auto" w:fill="F5F5F0"/>
             <w:tcMar>
-              <w:top w:w="50" w:type="dxa"/>
+              <w:top w:w="80" w:type="dxa"/>
               <w:left w:w="200" w:type="dxa"/>
-              <w:bottom w:w="50" w:type="dxa"/>
+              <w:bottom w:w="80" w:type="dxa"/>
               <w:right w:w="200" w:type="dxa"/>
             </w:tcMar>
           </w:tcPr>
           <w:p>
             <w:pPr>
-              <w:spacing w:before="40" w:after="40"/>
+              <w:spacing w:before="20" w:after="60"/>
             </w:pPr>
             <w:r>
               <w:rPr>
@@ -2444,15 +2444,15 @@
             </w:tcBorders>
             <w:shd w:val="clear" w:color="auto" w:fill="F5F5F0"/>
             <w:tcMar>
-              <w:top w:w="50" w:type="dxa"/>
+              <w:top w:w="80" w:type="dxa"/>
               <w:left w:w="200" w:type="dxa"/>
-              <w:bottom w:w="50" w:type="dxa"/>
+              <w:bottom w:w="80" w:type="dxa"/>
               <w:right w:w="200" w:type="dxa"/>
             </w:tcMar>
           </w:tcPr>
           <w:p>
             <w:pPr>
-              <w:spacing w:before="40" w:after="40"/>
+              <w:spacing w:before="20" w:after="60"/>
             </w:pPr>
             <w:r>
               <w:rPr>
@@ -2478,15 +2478,15 @@
             </w:tcBorders>
             <w:shd w:val="clear" w:color="auto" w:fill="F5F5F0"/>
             <w:tcMar>
-              <w:top w:w="50" w:type="dxa"/>
+              <w:top w:w="80" w:type="dxa"/>
               <w:left w:w="200" w:type="dxa"/>
-              <w:bottom w:w="50" w:type="dxa"/>
+              <w:bottom w:w="80" w:type="dxa"/>
               <w:right w:w="200" w:type="dxa"/>
             </w:tcMar>
           </w:tcPr>
           <w:p>
             <w:pPr>
-              <w:spacing w:before="40" w:after="40"/>
+              <w:spacing w:before="20" w:after="60"/>
             </w:pPr>
             <w:r>
               <w:rPr>
@@ -2607,18 +2607,18 @@
     <w:tbl>
       <w:tblPr>
         <w:tblStyle w:val="a2"/>
-        <w:tblW w:w="8640" w:type="dxa"/>
         <w:tblInd w:w="0" w:type="dxa"/>
-        <w:tblBorders>
-          <w:top w:val="single" w:sz="4" w:space="0" w:color="000000"/>
-          <w:left w:val="single" w:sz="4" w:space="0" w:color="000000"/>
-          <w:bottom w:val="single" w:sz="4" w:space="0" w:color="000000"/>
-          <w:right w:val="single" w:sz="4" w:space="0" w:color="000000"/>
-          <w:insideH w:val="single" w:sz="4" w:space="0" w:color="000000"/>
-          <w:insideV w:val="single" w:sz="4" w:space="0" w:color="000000"/>
-        </w:tblBorders>
         <w:tblLayout w:type="fixed"/>
         <w:tblLook w:val="0000" w:firstRow="0" w:lastRow="0" w:firstColumn="0" w:lastColumn="0" w:noHBand="0" w:noVBand="0"/>
+        <w:tblBorders>
+          <w:top w:val="single" w:sz="8" w:space="0" w:color="C8A000"/>
+          <w:left w:val="single" w:sz="8" w:space="0" w:color="C8A000"/>
+          <w:bottom w:val="single" w:sz="8" w:space="0" w:color="C8A000"/>
+          <w:right w:val="single" w:sz="8" w:space="0" w:color="C8A000"/>
+          <w:insideH w:val="none"/>
+          <w:insideV w:val="none"/>
+        </w:tblBorders>
+        <w:tblW w:w="5000" w:type="pct"/>
       </w:tblPr>
       <w:tblGrid>
         <w:gridCol w:w="8640"/>
@@ -2633,17 +2633,17 @@
               <w:bottom w:val="single" w:sz="4" w:space="0" w:color="C8A951"/>
               <w:right w:val="nil"/>
             </w:tcBorders>
+            <w:shd w:val="clear" w:color="auto" w:fill="1A1A2E"/>
             <w:tcMar>
-              <w:top w:w="100" w:type="dxa"/>
-              <w:left w:w="200" w:type="dxa"/>
-              <w:bottom w:w="100" w:type="dxa"/>
-              <w:right w:w="200" w:type="dxa"/>
+              <w:top w:w="160" w:type="dxa"/>
+              <w:left w:w="360" w:type="dxa"/>
+              <w:bottom w:w="160" w:type="dxa"/>
+              <w:right w:w="360" w:type="dxa"/>
             </w:tcMar>
-            <w:shd w:val="clear" w:color="auto" w:fill="1A1A2E"/>
           </w:tcPr>
           <w:p>
             <w:pPr>
-              <w:spacing w:before="40" w:after="40"/>
+              <w:spacing w:before="0" w:after="0"/>
             </w:pPr>
             <w:r>
               <w:rPr>
@@ -2671,15 +2671,15 @@
             </w:tcBorders>
             <w:shd w:val="clear" w:color="auto" w:fill="F5F5F0"/>
             <w:tcMar>
-              <w:top w:w="50" w:type="dxa"/>
+              <w:top w:w="80" w:type="dxa"/>
               <w:left w:w="200" w:type="dxa"/>
-              <w:bottom w:w="50" w:type="dxa"/>
+              <w:bottom w:w="80" w:type="dxa"/>
               <w:right w:w="200" w:type="dxa"/>
             </w:tcMar>
           </w:tcPr>
           <w:p>
             <w:pPr>
-              <w:spacing w:before="40" w:after="40"/>
+              <w:spacing w:before="20" w:after="60"/>
             </w:pPr>
             <w:r>
               <w:rPr>
@@ -2705,15 +2705,15 @@
             </w:tcBorders>
             <w:shd w:val="clear" w:color="auto" w:fill="F5F5F0"/>
             <w:tcMar>
-              <w:top w:w="50" w:type="dxa"/>
+              <w:top w:w="80" w:type="dxa"/>
               <w:left w:w="200" w:type="dxa"/>
-              <w:bottom w:w="50" w:type="dxa"/>
+              <w:bottom w:w="80" w:type="dxa"/>
               <w:right w:w="200" w:type="dxa"/>
             </w:tcMar>
           </w:tcPr>
           <w:p>
             <w:pPr>
-              <w:spacing w:before="40" w:after="40"/>
+              <w:spacing w:before="20" w:after="60"/>
             </w:pPr>
             <w:r>
               <w:rPr>
@@ -2757,15 +2757,15 @@
             </w:tcBorders>
             <w:shd w:val="clear" w:color="auto" w:fill="F5F5F0"/>
             <w:tcMar>
-              <w:top w:w="50" w:type="dxa"/>
+              <w:top w:w="80" w:type="dxa"/>
               <w:left w:w="200" w:type="dxa"/>
-              <w:bottom w:w="50" w:type="dxa"/>
+              <w:bottom w:w="80" w:type="dxa"/>
               <w:right w:w="200" w:type="dxa"/>
             </w:tcMar>
           </w:tcPr>
           <w:p>
             <w:pPr>
-              <w:spacing w:before="40" w:after="40"/>
+              <w:spacing w:before="20" w:after="60"/>
             </w:pPr>
             <w:r>
               <w:rPr>
@@ -2791,15 +2791,15 @@
             </w:tcBorders>
             <w:shd w:val="clear" w:color="auto" w:fill="F5F5F0"/>
             <w:tcMar>
-              <w:top w:w="50" w:type="dxa"/>
+              <w:top w:w="80" w:type="dxa"/>
               <w:left w:w="200" w:type="dxa"/>
-              <w:bottom w:w="50" w:type="dxa"/>
+              <w:bottom w:w="80" w:type="dxa"/>
               <w:right w:w="200" w:type="dxa"/>
             </w:tcMar>
           </w:tcPr>
           <w:p>
             <w:pPr>
-              <w:spacing w:before="40" w:after="40"/>
+              <w:spacing w:before="20" w:after="60"/>
             </w:pPr>
             <w:r>
               <w:rPr>
@@ -2825,15 +2825,15 @@
             </w:tcBorders>
             <w:shd w:val="clear" w:color="auto" w:fill="F5F5F0"/>
             <w:tcMar>
-              <w:top w:w="50" w:type="dxa"/>
+              <w:top w:w="80" w:type="dxa"/>
               <w:left w:w="200" w:type="dxa"/>
-              <w:bottom w:w="50" w:type="dxa"/>
+              <w:bottom w:w="80" w:type="dxa"/>
               <w:right w:w="200" w:type="dxa"/>
             </w:tcMar>
           </w:tcPr>
           <w:p>
             <w:pPr>
-              <w:spacing w:before="40" w:after="40"/>
+              <w:spacing w:before="20" w:after="60"/>
             </w:pPr>
             <w:r>
               <w:rPr>
@@ -3157,18 +3157,18 @@
     <w:tbl>
       <w:tblPr>
         <w:tblStyle w:val="a3"/>
-        <w:tblW w:w="8640" w:type="dxa"/>
         <w:tblInd w:w="0" w:type="dxa"/>
-        <w:tblBorders>
-          <w:top w:val="single" w:sz="4" w:space="0" w:color="000000"/>
-          <w:left w:val="single" w:sz="4" w:space="0" w:color="000000"/>
-          <w:bottom w:val="single" w:sz="4" w:space="0" w:color="000000"/>
-          <w:right w:val="single" w:sz="4" w:space="0" w:color="000000"/>
-          <w:insideH w:val="single" w:sz="4" w:space="0" w:color="000000"/>
-          <w:insideV w:val="single" w:sz="4" w:space="0" w:color="000000"/>
-        </w:tblBorders>
         <w:tblLayout w:type="fixed"/>
         <w:tblLook w:val="0000" w:firstRow="0" w:lastRow="0" w:firstColumn="0" w:lastColumn="0" w:noHBand="0" w:noVBand="0"/>
+        <w:tblBorders>
+          <w:top w:val="single" w:sz="8" w:space="0" w:color="C8A000"/>
+          <w:left w:val="single" w:sz="8" w:space="0" w:color="C8A000"/>
+          <w:bottom w:val="single" w:sz="8" w:space="0" w:color="C8A000"/>
+          <w:right w:val="single" w:sz="8" w:space="0" w:color="C8A000"/>
+          <w:insideH w:val="none"/>
+          <w:insideV w:val="none"/>
+        </w:tblBorders>
+        <w:tblW w:w="5000" w:type="pct"/>
       </w:tblPr>
       <w:tblGrid>
         <w:gridCol w:w="8640"/>
@@ -3183,17 +3183,17 @@
               <w:bottom w:val="single" w:sz="4" w:space="0" w:color="C8A951"/>
               <w:right w:val="nil"/>
             </w:tcBorders>
+            <w:shd w:val="clear" w:color="auto" w:fill="1A1A2E"/>
             <w:tcMar>
-              <w:top w:w="100" w:type="dxa"/>
-              <w:left w:w="200" w:type="dxa"/>
-              <w:bottom w:w="100" w:type="dxa"/>
-              <w:right w:w="200" w:type="dxa"/>
+              <w:top w:w="160" w:type="dxa"/>
+              <w:left w:w="360" w:type="dxa"/>
+              <w:bottom w:w="160" w:type="dxa"/>
+              <w:right w:w="360" w:type="dxa"/>
             </w:tcMar>
-            <w:shd w:val="clear" w:color="auto" w:fill="1A1A2E"/>
           </w:tcPr>
           <w:p>
             <w:pPr>
-              <w:spacing w:before="40" w:after="40"/>
+              <w:spacing w:before="0" w:after="0"/>
             </w:pPr>
             <w:r>
               <w:rPr>
@@ -3221,15 +3221,15 @@
             </w:tcBorders>
             <w:shd w:val="clear" w:color="auto" w:fill="F5F5F0"/>
             <w:tcMar>
-              <w:top w:w="50" w:type="dxa"/>
+              <w:top w:w="80" w:type="dxa"/>
               <w:left w:w="200" w:type="dxa"/>
-              <w:bottom w:w="50" w:type="dxa"/>
+              <w:bottom w:w="80" w:type="dxa"/>
               <w:right w:w="200" w:type="dxa"/>
             </w:tcMar>
           </w:tcPr>
           <w:p>
             <w:pPr>
-              <w:spacing w:before="40" w:after="40"/>
+              <w:spacing w:before="20" w:after="60"/>
             </w:pPr>
             <w:r>
               <w:rPr>
@@ -3255,15 +3255,15 @@
             </w:tcBorders>
             <w:shd w:val="clear" w:color="auto" w:fill="F5F5F0"/>
             <w:tcMar>
-              <w:top w:w="50" w:type="dxa"/>
+              <w:top w:w="80" w:type="dxa"/>
               <w:left w:w="200" w:type="dxa"/>
-              <w:bottom w:w="50" w:type="dxa"/>
+              <w:bottom w:w="80" w:type="dxa"/>
               <w:right w:w="200" w:type="dxa"/>
             </w:tcMar>
           </w:tcPr>
           <w:p>
             <w:pPr>
-              <w:spacing w:before="40" w:after="40"/>
+              <w:spacing w:before="20" w:after="60"/>
             </w:pPr>
             <w:r>
               <w:rPr>
@@ -3307,15 +3307,15 @@
             </w:tcBorders>
             <w:shd w:val="clear" w:color="auto" w:fill="F5F5F0"/>
             <w:tcMar>
-              <w:top w:w="50" w:type="dxa"/>
+              <w:top w:w="80" w:type="dxa"/>
               <w:left w:w="200" w:type="dxa"/>
-              <w:bottom w:w="50" w:type="dxa"/>
+              <w:bottom w:w="80" w:type="dxa"/>
               <w:right w:w="200" w:type="dxa"/>
             </w:tcMar>
           </w:tcPr>
           <w:p>
             <w:pPr>
-              <w:spacing w:before="40" w:after="40"/>
+              <w:spacing w:before="20" w:after="60"/>
             </w:pPr>
             <w:r>
               <w:rPr>
@@ -3341,15 +3341,15 @@
             </w:tcBorders>
             <w:shd w:val="clear" w:color="auto" w:fill="F5F5F0"/>
             <w:tcMar>
-              <w:top w:w="50" w:type="dxa"/>
+              <w:top w:w="80" w:type="dxa"/>
               <w:left w:w="200" w:type="dxa"/>
-              <w:bottom w:w="50" w:type="dxa"/>
+              <w:bottom w:w="80" w:type="dxa"/>
               <w:right w:w="200" w:type="dxa"/>
             </w:tcMar>
           </w:tcPr>
           <w:p>
             <w:pPr>
-              <w:spacing w:before="40" w:after="40"/>
+              <w:spacing w:before="20" w:after="60"/>
             </w:pPr>
             <w:r>
               <w:rPr>
@@ -3375,15 +3375,15 @@
             </w:tcBorders>
             <w:shd w:val="clear" w:color="auto" w:fill="F5F5F0"/>
             <w:tcMar>
-              <w:top w:w="50" w:type="dxa"/>
+              <w:top w:w="80" w:type="dxa"/>
               <w:left w:w="200" w:type="dxa"/>
-              <w:bottom w:w="50" w:type="dxa"/>
+              <w:bottom w:w="80" w:type="dxa"/>
               <w:right w:w="200" w:type="dxa"/>
             </w:tcMar>
           </w:tcPr>
           <w:p>
             <w:pPr>
-              <w:spacing w:before="40" w:after="40"/>
+              <w:spacing w:before="20" w:after="60"/>
             </w:pPr>
             <w:r>
               <w:rPr>
@@ -3409,15 +3409,15 @@
             </w:tcBorders>
             <w:shd w:val="clear" w:color="auto" w:fill="F5F5F0"/>
             <w:tcMar>
-              <w:top w:w="50" w:type="dxa"/>
+              <w:top w:w="80" w:type="dxa"/>
               <w:left w:w="200" w:type="dxa"/>
-              <w:bottom w:w="50" w:type="dxa"/>
+              <w:bottom w:w="80" w:type="dxa"/>
               <w:right w:w="200" w:type="dxa"/>
             </w:tcMar>
           </w:tcPr>
           <w:p>
             <w:pPr>
-              <w:spacing w:before="40" w:after="40"/>
+              <w:spacing w:before="20" w:after="60"/>
             </w:pPr>
             <w:r>
               <w:rPr>
@@ -3575,18 +3575,18 @@
     <w:tbl>
       <w:tblPr>
         <w:tblStyle w:val="a4"/>
-        <w:tblW w:w="8640" w:type="dxa"/>
         <w:tblInd w:w="0" w:type="dxa"/>
-        <w:tblBorders>
-          <w:top w:val="single" w:sz="4" w:space="0" w:color="000000"/>
-          <w:left w:val="single" w:sz="4" w:space="0" w:color="000000"/>
-          <w:bottom w:val="single" w:sz="4" w:space="0" w:color="000000"/>
-          <w:right w:val="single" w:sz="4" w:space="0" w:color="000000"/>
-          <w:insideH w:val="single" w:sz="4" w:space="0" w:color="000000"/>
-          <w:insideV w:val="single" w:sz="4" w:space="0" w:color="000000"/>
-        </w:tblBorders>
         <w:tblLayout w:type="fixed"/>
         <w:tblLook w:val="0000" w:firstRow="0" w:lastRow="0" w:firstColumn="0" w:lastColumn="0" w:noHBand="0" w:noVBand="0"/>
+        <w:tblBorders>
+          <w:top w:val="single" w:sz="8" w:space="0" w:color="C8A000"/>
+          <w:left w:val="single" w:sz="8" w:space="0" w:color="C8A000"/>
+          <w:bottom w:val="single" w:sz="8" w:space="0" w:color="C8A000"/>
+          <w:right w:val="single" w:sz="8" w:space="0" w:color="C8A000"/>
+          <w:insideH w:val="none"/>
+          <w:insideV w:val="none"/>
+        </w:tblBorders>
+        <w:tblW w:w="5000" w:type="pct"/>
       </w:tblPr>
       <w:tblGrid>
         <w:gridCol w:w="8640"/>
@@ -3601,17 +3601,17 @@
               <w:bottom w:val="single" w:sz="4" w:space="0" w:color="C8A951"/>
               <w:right w:val="nil"/>
             </w:tcBorders>
+            <w:shd w:val="clear" w:color="auto" w:fill="1A1A2E"/>
             <w:tcMar>
-              <w:top w:w="100" w:type="dxa"/>
-              <w:left w:w="200" w:type="dxa"/>
-              <w:bottom w:w="100" w:type="dxa"/>
-              <w:right w:w="200" w:type="dxa"/>
+              <w:top w:w="160" w:type="dxa"/>
+              <w:left w:w="360" w:type="dxa"/>
+              <w:bottom w:w="160" w:type="dxa"/>
+              <w:right w:w="360" w:type="dxa"/>
             </w:tcMar>
-            <w:shd w:val="clear" w:color="auto" w:fill="1A1A2E"/>
           </w:tcPr>
           <w:p>
             <w:pPr>
-              <w:spacing w:before="40" w:after="40"/>
+              <w:spacing w:before="0" w:after="0"/>
             </w:pPr>
             <w:r>
               <w:rPr>
@@ -3638,15 +3638,15 @@
             </w:tcBorders>
             <w:shd w:val="clear" w:color="auto" w:fill="F5F5F0"/>
             <w:tcMar>
-              <w:top w:w="50" w:type="dxa"/>
+              <w:top w:w="80" w:type="dxa"/>
               <w:left w:w="200" w:type="dxa"/>
-              <w:bottom w:w="50" w:type="dxa"/>
+              <w:bottom w:w="80" w:type="dxa"/>
               <w:right w:w="200" w:type="dxa"/>
             </w:tcMar>
           </w:tcPr>
           <w:p>
             <w:pPr>
-              <w:spacing w:before="40" w:after="40"/>
+              <w:spacing w:before="20" w:after="60"/>
             </w:pPr>
             <w:r>
               <w:rPr>
@@ -3683,15 +3683,15 @@
             </w:tcBorders>
             <w:shd w:val="clear" w:color="auto" w:fill="F5F5F0"/>
             <w:tcMar>
-              <w:top w:w="50" w:type="dxa"/>
+              <w:top w:w="80" w:type="dxa"/>
               <w:left w:w="200" w:type="dxa"/>
-              <w:bottom w:w="50" w:type="dxa"/>
+              <w:bottom w:w="80" w:type="dxa"/>
               <w:right w:w="200" w:type="dxa"/>
             </w:tcMar>
           </w:tcPr>
           <w:p>
             <w:pPr>
-              <w:spacing w:before="40" w:after="40"/>
+              <w:spacing w:before="20" w:after="60"/>
             </w:pPr>
             <w:r>
               <w:rPr>
@@ -3717,15 +3717,15 @@
             </w:tcBorders>
             <w:shd w:val="clear" w:color="auto" w:fill="F5F5F0"/>
             <w:tcMar>
-              <w:top w:w="50" w:type="dxa"/>
+              <w:top w:w="80" w:type="dxa"/>
               <w:left w:w="200" w:type="dxa"/>
-              <w:bottom w:w="50" w:type="dxa"/>
+              <w:bottom w:w="80" w:type="dxa"/>
               <w:right w:w="200" w:type="dxa"/>
             </w:tcMar>
           </w:tcPr>
           <w:p>
             <w:pPr>
-              <w:spacing w:before="40" w:after="40"/>
+              <w:spacing w:before="20" w:after="60"/>
             </w:pPr>
             <w:r>
               <w:rPr>
@@ -3751,15 +3751,15 @@
             </w:tcBorders>
             <w:shd w:val="clear" w:color="auto" w:fill="F5F5F0"/>
             <w:tcMar>
-              <w:top w:w="50" w:type="dxa"/>
+              <w:top w:w="80" w:type="dxa"/>
               <w:left w:w="200" w:type="dxa"/>
-              <w:bottom w:w="50" w:type="dxa"/>
+              <w:bottom w:w="80" w:type="dxa"/>
               <w:right w:w="200" w:type="dxa"/>
             </w:tcMar>
           </w:tcPr>
           <w:p>
             <w:pPr>
-              <w:spacing w:before="40" w:after="40"/>
+              <w:spacing w:before="20" w:after="60"/>
             </w:pPr>
             <w:r>
               <w:rPr>
@@ -3785,15 +3785,15 @@
             </w:tcBorders>
             <w:shd w:val="clear" w:color="auto" w:fill="F5F5F0"/>
             <w:tcMar>
-              <w:top w:w="50" w:type="dxa"/>
+              <w:top w:w="80" w:type="dxa"/>
               <w:left w:w="200" w:type="dxa"/>
-              <w:bottom w:w="50" w:type="dxa"/>
+              <w:bottom w:w="80" w:type="dxa"/>
               <w:right w:w="200" w:type="dxa"/>
             </w:tcMar>
           </w:tcPr>
           <w:p>
             <w:pPr>
-              <w:spacing w:before="40" w:after="40"/>
+              <w:spacing w:before="20" w:after="60"/>
             </w:pPr>
             <w:r>
               <w:rPr>
@@ -3819,15 +3819,15 @@
             </w:tcBorders>
             <w:shd w:val="clear" w:color="auto" w:fill="F5F5F0"/>
             <w:tcMar>
-              <w:top w:w="50" w:type="dxa"/>
+              <w:top w:w="80" w:type="dxa"/>
               <w:left w:w="200" w:type="dxa"/>
-              <w:bottom w:w="50" w:type="dxa"/>
+              <w:bottom w:w="80" w:type="dxa"/>
               <w:right w:w="200" w:type="dxa"/>
             </w:tcMar>
           </w:tcPr>
           <w:p>
             <w:pPr>
-              <w:spacing w:before="40" w:after="40"/>
+              <w:spacing w:before="20" w:after="60"/>
             </w:pPr>
             <w:r>
               <w:rPr>
@@ -3853,15 +3853,15 @@
             </w:tcBorders>
             <w:shd w:val="clear" w:color="auto" w:fill="F5F5F0"/>
             <w:tcMar>
-              <w:top w:w="50" w:type="dxa"/>
+              <w:top w:w="80" w:type="dxa"/>
               <w:left w:w="200" w:type="dxa"/>
-              <w:bottom w:w="50" w:type="dxa"/>
+              <w:bottom w:w="80" w:type="dxa"/>
               <w:right w:w="200" w:type="dxa"/>
             </w:tcMar>
           </w:tcPr>
           <w:p>
             <w:pPr>
-              <w:spacing w:before="40" w:after="40"/>
+              <w:spacing w:before="20" w:after="60"/>
             </w:pPr>
             <w:r>
               <w:rPr>
@@ -4058,18 +4058,18 @@
     <w:tbl>
       <w:tblPr>
         <w:tblStyle w:val="a5"/>
-        <w:tblW w:w="8640" w:type="dxa"/>
         <w:tblInd w:w="0" w:type="dxa"/>
-        <w:tblBorders>
-          <w:top w:val="single" w:sz="4" w:space="0" w:color="000000"/>
-          <w:left w:val="single" w:sz="4" w:space="0" w:color="000000"/>
-          <w:bottom w:val="single" w:sz="4" w:space="0" w:color="000000"/>
-          <w:right w:val="single" w:sz="4" w:space="0" w:color="000000"/>
-          <w:insideH w:val="single" w:sz="4" w:space="0" w:color="000000"/>
-          <w:insideV w:val="single" w:sz="4" w:space="0" w:color="000000"/>
-        </w:tblBorders>
         <w:tblLayout w:type="fixed"/>
         <w:tblLook w:val="0000" w:firstRow="0" w:lastRow="0" w:firstColumn="0" w:lastColumn="0" w:noHBand="0" w:noVBand="0"/>
+        <w:tblBorders>
+          <w:top w:val="single" w:sz="8" w:space="0" w:color="C8A000"/>
+          <w:left w:val="single" w:sz="8" w:space="0" w:color="C8A000"/>
+          <w:bottom w:val="single" w:sz="8" w:space="0" w:color="C8A000"/>
+          <w:right w:val="single" w:sz="8" w:space="0" w:color="C8A000"/>
+          <w:insideH w:val="none"/>
+          <w:insideV w:val="none"/>
+        </w:tblBorders>
+        <w:tblW w:w="5000" w:type="pct"/>
       </w:tblPr>
       <w:tblGrid>
         <w:gridCol w:w="8640"/>
@@ -4084,17 +4084,17 @@
               <w:bottom w:val="single" w:sz="4" w:space="0" w:color="C8A951"/>
               <w:right w:val="nil"/>
             </w:tcBorders>
+            <w:shd w:val="clear" w:color="auto" w:fill="1A1A2E"/>
             <w:tcMar>
-              <w:top w:w="100" w:type="dxa"/>
-              <w:left w:w="200" w:type="dxa"/>
-              <w:bottom w:w="100" w:type="dxa"/>
-              <w:right w:w="200" w:type="dxa"/>
+              <w:top w:w="160" w:type="dxa"/>
+              <w:left w:w="360" w:type="dxa"/>
+              <w:bottom w:w="160" w:type="dxa"/>
+              <w:right w:w="360" w:type="dxa"/>
             </w:tcMar>
-            <w:shd w:val="clear" w:color="auto" w:fill="1A1A2E"/>
           </w:tcPr>
           <w:p>
             <w:pPr>
-              <w:spacing w:before="40" w:after="40"/>
+              <w:spacing w:before="0" w:after="0"/>
             </w:pPr>
             <w:r>
               <w:rPr>
@@ -4122,15 +4122,15 @@
             </w:tcBorders>
             <w:shd w:val="clear" w:color="auto" w:fill="F5F5F0"/>
             <w:tcMar>
-              <w:top w:w="50" w:type="dxa"/>
+              <w:top w:w="80" w:type="dxa"/>
               <w:left w:w="200" w:type="dxa"/>
-              <w:bottom w:w="50" w:type="dxa"/>
+              <w:bottom w:w="80" w:type="dxa"/>
               <w:right w:w="200" w:type="dxa"/>
             </w:tcMar>
           </w:tcPr>
           <w:p>
             <w:pPr>
-              <w:spacing w:before="40" w:after="40"/>
+              <w:spacing w:before="20" w:after="60"/>
             </w:pPr>
             <w:r>
               <w:rPr>
@@ -4156,15 +4156,15 @@
             </w:tcBorders>
             <w:shd w:val="clear" w:color="auto" w:fill="F5F5F0"/>
             <w:tcMar>
-              <w:top w:w="50" w:type="dxa"/>
+              <w:top w:w="80" w:type="dxa"/>
               <w:left w:w="200" w:type="dxa"/>
-              <w:bottom w:w="50" w:type="dxa"/>
+              <w:bottom w:w="80" w:type="dxa"/>
               <w:right w:w="200" w:type="dxa"/>
             </w:tcMar>
           </w:tcPr>
           <w:p>
             <w:pPr>
-              <w:spacing w:before="40" w:after="40"/>
+              <w:spacing w:before="20" w:after="60"/>
             </w:pPr>
             <w:r>
               <w:rPr>
@@ -4199,15 +4199,15 @@
             </w:tcBorders>
             <w:shd w:val="clear" w:color="auto" w:fill="F5F5F0"/>
             <w:tcMar>
-              <w:top w:w="50" w:type="dxa"/>
+              <w:top w:w="80" w:type="dxa"/>
               <w:left w:w="200" w:type="dxa"/>
-              <w:bottom w:w="50" w:type="dxa"/>
+              <w:bottom w:w="80" w:type="dxa"/>
               <w:right w:w="200" w:type="dxa"/>
             </w:tcMar>
           </w:tcPr>
           <w:p>
             <w:pPr>
-              <w:spacing w:before="40" w:after="40"/>
+              <w:spacing w:before="20" w:after="60"/>
             </w:pPr>
             <w:r>
               <w:rPr>
@@ -4251,15 +4251,15 @@
             </w:tcBorders>
             <w:shd w:val="clear" w:color="auto" w:fill="F5F5F0"/>
             <w:tcMar>
-              <w:top w:w="50" w:type="dxa"/>
+              <w:top w:w="80" w:type="dxa"/>
               <w:left w:w="200" w:type="dxa"/>
-              <w:bottom w:w="50" w:type="dxa"/>
+              <w:bottom w:w="80" w:type="dxa"/>
               <w:right w:w="200" w:type="dxa"/>
             </w:tcMar>
           </w:tcPr>
           <w:p>
             <w:pPr>
-              <w:spacing w:before="40" w:after="40"/>
+              <w:spacing w:before="20" w:after="60"/>
             </w:pPr>
             <w:r>
               <w:rPr>
@@ -4285,15 +4285,15 @@
             </w:tcBorders>
             <w:shd w:val="clear" w:color="auto" w:fill="F5F5F0"/>
             <w:tcMar>
-              <w:top w:w="50" w:type="dxa"/>
+              <w:top w:w="80" w:type="dxa"/>
               <w:left w:w="200" w:type="dxa"/>
-              <w:bottom w:w="50" w:type="dxa"/>
+              <w:bottom w:w="80" w:type="dxa"/>
               <w:right w:w="200" w:type="dxa"/>
             </w:tcMar>
           </w:tcPr>
           <w:p>
             <w:pPr>
-              <w:spacing w:before="40" w:after="40"/>
+              <w:spacing w:before="20" w:after="60"/>
             </w:pPr>
             <w:r>
               <w:rPr>
@@ -4319,15 +4319,15 @@
             </w:tcBorders>
             <w:shd w:val="clear" w:color="auto" w:fill="F5F5F0"/>
             <w:tcMar>
-              <w:top w:w="50" w:type="dxa"/>
+              <w:top w:w="80" w:type="dxa"/>
               <w:left w:w="200" w:type="dxa"/>
-              <w:bottom w:w="50" w:type="dxa"/>
+              <w:bottom w:w="80" w:type="dxa"/>
               <w:right w:w="200" w:type="dxa"/>
             </w:tcMar>
           </w:tcPr>
           <w:p>
             <w:pPr>
-              <w:spacing w:before="40" w:after="40"/>
+              <w:spacing w:before="20" w:after="60"/>
             </w:pPr>
             <w:r>
               <w:rPr>
@@ -4781,18 +4781,18 @@
     <w:tbl>
       <w:tblPr>
         <w:tblStyle w:val="a6"/>
-        <w:tblW w:w="8640" w:type="dxa"/>
         <w:tblInd w:w="0" w:type="dxa"/>
-        <w:tblBorders>
-          <w:top w:val="single" w:sz="4" w:space="0" w:color="000000"/>
-          <w:left w:val="single" w:sz="4" w:space="0" w:color="000000"/>
-          <w:bottom w:val="single" w:sz="4" w:space="0" w:color="000000"/>
-          <w:right w:val="single" w:sz="4" w:space="0" w:color="000000"/>
-          <w:insideH w:val="single" w:sz="4" w:space="0" w:color="000000"/>
-          <w:insideV w:val="single" w:sz="4" w:space="0" w:color="000000"/>
-        </w:tblBorders>
         <w:tblLayout w:type="fixed"/>
         <w:tblLook w:val="0000" w:firstRow="0" w:lastRow="0" w:firstColumn="0" w:lastColumn="0" w:noHBand="0" w:noVBand="0"/>
+        <w:tblBorders>
+          <w:top w:val="single" w:sz="8" w:space="0" w:color="C8A000"/>
+          <w:left w:val="single" w:sz="8" w:space="0" w:color="C8A000"/>
+          <w:bottom w:val="single" w:sz="8" w:space="0" w:color="C8A000"/>
+          <w:right w:val="single" w:sz="8" w:space="0" w:color="C8A000"/>
+          <w:insideH w:val="none"/>
+          <w:insideV w:val="none"/>
+        </w:tblBorders>
+        <w:tblW w:w="5000" w:type="pct"/>
       </w:tblPr>
       <w:tblGrid>
         <w:gridCol w:w="8640"/>
@@ -4807,17 +4807,17 @@
               <w:bottom w:val="single" w:sz="4" w:space="0" w:color="C8A951"/>
               <w:right w:val="nil"/>
             </w:tcBorders>
+            <w:shd w:val="clear" w:color="auto" w:fill="1A1A2E"/>
             <w:tcMar>
-              <w:top w:w="100" w:type="dxa"/>
-              <w:left w:w="200" w:type="dxa"/>
-              <w:bottom w:w="100" w:type="dxa"/>
-              <w:right w:w="200" w:type="dxa"/>
+              <w:top w:w="160" w:type="dxa"/>
+              <w:left w:w="360" w:type="dxa"/>
+              <w:bottom w:w="160" w:type="dxa"/>
+              <w:right w:w="360" w:type="dxa"/>
             </w:tcMar>
-            <w:shd w:val="clear" w:color="auto" w:fill="1A1A2E"/>
           </w:tcPr>
           <w:p>
             <w:pPr>
-              <w:spacing w:before="40" w:after="40"/>
+              <w:spacing w:before="0" w:after="0"/>
             </w:pPr>
             <w:r>
               <w:rPr>
@@ -4844,15 +4844,15 @@
             </w:tcBorders>
             <w:shd w:val="clear" w:color="auto" w:fill="F5F5F0"/>
             <w:tcMar>
-              <w:top w:w="50" w:type="dxa"/>
+              <w:top w:w="80" w:type="dxa"/>
               <w:left w:w="200" w:type="dxa"/>
-              <w:bottom w:w="50" w:type="dxa"/>
+              <w:bottom w:w="80" w:type="dxa"/>
               <w:right w:w="200" w:type="dxa"/>
             </w:tcMar>
           </w:tcPr>
           <w:p>
             <w:pPr>
-              <w:spacing w:before="40" w:after="40"/>
+              <w:spacing w:before="20" w:after="60"/>
             </w:pPr>
             <w:r>
               <w:rPr>
@@ -4878,15 +4878,15 @@
             </w:tcBorders>
             <w:shd w:val="clear" w:color="auto" w:fill="F5F5F0"/>
             <w:tcMar>
-              <w:top w:w="50" w:type="dxa"/>
+              <w:top w:w="80" w:type="dxa"/>
               <w:left w:w="200" w:type="dxa"/>
-              <w:bottom w:w="50" w:type="dxa"/>
+              <w:bottom w:w="80" w:type="dxa"/>
               <w:right w:w="200" w:type="dxa"/>
             </w:tcMar>
           </w:tcPr>
           <w:p>
             <w:pPr>
-              <w:spacing w:before="40" w:after="40"/>
+              <w:spacing w:before="20" w:after="60"/>
             </w:pPr>
             <w:r>
               <w:rPr>
@@ -4912,15 +4912,15 @@
             </w:tcBorders>
             <w:shd w:val="clear" w:color="auto" w:fill="F5F5F0"/>
             <w:tcMar>
-              <w:top w:w="50" w:type="dxa"/>
+              <w:top w:w="80" w:type="dxa"/>
               <w:left w:w="200" w:type="dxa"/>
-              <w:bottom w:w="50" w:type="dxa"/>
+              <w:bottom w:w="80" w:type="dxa"/>
               <w:right w:w="200" w:type="dxa"/>
             </w:tcMar>
           </w:tcPr>
           <w:p>
             <w:pPr>
-              <w:spacing w:before="40" w:after="40"/>
+              <w:spacing w:before="20" w:after="60"/>
             </w:pPr>
             <w:r>
               <w:rPr>
@@ -4946,15 +4946,15 @@
             </w:tcBorders>
             <w:shd w:val="clear" w:color="auto" w:fill="F5F5F0"/>
             <w:tcMar>
-              <w:top w:w="50" w:type="dxa"/>
+              <w:top w:w="80" w:type="dxa"/>
               <w:left w:w="200" w:type="dxa"/>
-              <w:bottom w:w="50" w:type="dxa"/>
+              <w:bottom w:w="80" w:type="dxa"/>
               <w:right w:w="200" w:type="dxa"/>
             </w:tcMar>
           </w:tcPr>
           <w:p>
             <w:pPr>
-              <w:spacing w:before="40" w:after="40"/>
+              <w:spacing w:before="20" w:after="60"/>
             </w:pPr>
             <w:r>
               <w:rPr>
@@ -4980,15 +4980,15 @@
             </w:tcBorders>
             <w:shd w:val="clear" w:color="auto" w:fill="F5F5F0"/>
             <w:tcMar>
-              <w:top w:w="50" w:type="dxa"/>
+              <w:top w:w="80" w:type="dxa"/>
               <w:left w:w="200" w:type="dxa"/>
-              <w:bottom w:w="50" w:type="dxa"/>
+              <w:bottom w:w="80" w:type="dxa"/>
               <w:right w:w="200" w:type="dxa"/>
             </w:tcMar>
           </w:tcPr>
           <w:p>
             <w:pPr>
-              <w:spacing w:before="40" w:after="40"/>
+              <w:spacing w:before="20" w:after="60"/>
             </w:pPr>
             <w:r>
               <w:rPr>
@@ -5014,15 +5014,15 @@
             </w:tcBorders>
             <w:shd w:val="clear" w:color="auto" w:fill="F5F5F0"/>
             <w:tcMar>
-              <w:top w:w="50" w:type="dxa"/>
+              <w:top w:w="80" w:type="dxa"/>
               <w:left w:w="200" w:type="dxa"/>
-              <w:bottom w:w="50" w:type="dxa"/>
+              <w:bottom w:w="80" w:type="dxa"/>
               <w:right w:w="200" w:type="dxa"/>
             </w:tcMar>
           </w:tcPr>
           <w:p>
             <w:pPr>
-              <w:spacing w:before="40" w:after="40"/>
+              <w:spacing w:before="20" w:after="60"/>
             </w:pPr>
             <w:r>
               <w:rPr>
@@ -5048,15 +5048,15 @@
             </w:tcBorders>
             <w:shd w:val="clear" w:color="auto" w:fill="F5F5F0"/>
             <w:tcMar>
-              <w:top w:w="50" w:type="dxa"/>
+              <w:top w:w="80" w:type="dxa"/>
               <w:left w:w="200" w:type="dxa"/>
-              <w:bottom w:w="50" w:type="dxa"/>
+              <w:bottom w:w="80" w:type="dxa"/>
               <w:right w:w="200" w:type="dxa"/>
             </w:tcMar>
           </w:tcPr>
           <w:p>
             <w:pPr>
-              <w:spacing w:before="40" w:after="40"/>
+              <w:spacing w:before="20" w:after="60"/>
             </w:pPr>
             <w:r>
               <w:rPr>
@@ -5082,15 +5082,15 @@
             </w:tcBorders>
             <w:shd w:val="clear" w:color="auto" w:fill="F5F5F0"/>
             <w:tcMar>
-              <w:top w:w="50" w:type="dxa"/>
+              <w:top w:w="80" w:type="dxa"/>
               <w:left w:w="200" w:type="dxa"/>
-              <w:bottom w:w="50" w:type="dxa"/>
+              <w:bottom w:w="80" w:type="dxa"/>
               <w:right w:w="200" w:type="dxa"/>
             </w:tcMar>
           </w:tcPr>
           <w:p>
             <w:pPr>
-              <w:spacing w:before="40" w:after="40"/>
+              <w:spacing w:before="20" w:after="60"/>
             </w:pPr>
             <w:r>
               <w:rPr>
@@ -5116,15 +5116,15 @@
             </w:tcBorders>
             <w:shd w:val="clear" w:color="auto" w:fill="F5F5F0"/>
             <w:tcMar>
-              <w:top w:w="50" w:type="dxa"/>
+              <w:top w:w="80" w:type="dxa"/>
               <w:left w:w="200" w:type="dxa"/>
-              <w:bottom w:w="50" w:type="dxa"/>
+              <w:bottom w:w="80" w:type="dxa"/>
               <w:right w:w="200" w:type="dxa"/>
             </w:tcMar>
           </w:tcPr>
           <w:p>
             <w:pPr>
-              <w:spacing w:before="40" w:after="40"/>
+              <w:spacing w:before="20" w:after="60"/>
             </w:pPr>
             <w:r>
               <w:rPr>
@@ -5924,18 +5924,18 @@
     <w:tbl>
       <w:tblPr>
         <w:tblStyle w:val="a7"/>
-        <w:tblW w:w="8640" w:type="dxa"/>
         <w:tblInd w:w="0" w:type="dxa"/>
-        <w:tblBorders>
-          <w:top w:val="single" w:sz="4" w:space="0" w:color="000000"/>
-          <w:left w:val="single" w:sz="4" w:space="0" w:color="000000"/>
-          <w:bottom w:val="single" w:sz="4" w:space="0" w:color="000000"/>
-          <w:right w:val="single" w:sz="4" w:space="0" w:color="000000"/>
-          <w:insideH w:val="single" w:sz="4" w:space="0" w:color="000000"/>
-          <w:insideV w:val="single" w:sz="4" w:space="0" w:color="000000"/>
-        </w:tblBorders>
         <w:tblLayout w:type="fixed"/>
         <w:tblLook w:val="0000" w:firstRow="0" w:lastRow="0" w:firstColumn="0" w:lastColumn="0" w:noHBand="0" w:noVBand="0"/>
+        <w:tblBorders>
+          <w:top w:val="single" w:sz="8" w:space="0" w:color="C8A000"/>
+          <w:left w:val="single" w:sz="8" w:space="0" w:color="C8A000"/>
+          <w:bottom w:val="single" w:sz="8" w:space="0" w:color="C8A000"/>
+          <w:right w:val="single" w:sz="8" w:space="0" w:color="C8A000"/>
+          <w:insideH w:val="none"/>
+          <w:insideV w:val="none"/>
+        </w:tblBorders>
+        <w:tblW w:w="5000" w:type="pct"/>
       </w:tblPr>
       <w:tblGrid>
         <w:gridCol w:w="8640"/>
@@ -5950,17 +5950,17 @@
               <w:bottom w:val="single" w:sz="4" w:space="0" w:color="C8A951"/>
               <w:right w:val="nil"/>
             </w:tcBorders>
+            <w:shd w:val="clear" w:color="auto" w:fill="1A1A2E"/>
             <w:tcMar>
-              <w:top w:w="100" w:type="dxa"/>
-              <w:left w:w="200" w:type="dxa"/>
-              <w:bottom w:w="100" w:type="dxa"/>
-              <w:right w:w="200" w:type="dxa"/>
+              <w:top w:w="160" w:type="dxa"/>
+              <w:left w:w="360" w:type="dxa"/>
+              <w:bottom w:w="160" w:type="dxa"/>
+              <w:right w:w="360" w:type="dxa"/>
             </w:tcMar>
-            <w:shd w:val="clear" w:color="auto" w:fill="1A1A2E"/>
           </w:tcPr>
           <w:p>
             <w:pPr>
-              <w:spacing w:before="40" w:after="40"/>
+              <w:spacing w:before="0" w:after="0"/>
             </w:pPr>
             <w:r>
               <w:rPr>
@@ -5987,15 +5987,15 @@
             </w:tcBorders>
             <w:shd w:val="clear" w:color="auto" w:fill="F5F5F0"/>
             <w:tcMar>
-              <w:top w:w="50" w:type="dxa"/>
+              <w:top w:w="80" w:type="dxa"/>
               <w:left w:w="200" w:type="dxa"/>
-              <w:bottom w:w="50" w:type="dxa"/>
+              <w:bottom w:w="80" w:type="dxa"/>
               <w:right w:w="200" w:type="dxa"/>
             </w:tcMar>
           </w:tcPr>
           <w:p>
             <w:pPr>
-              <w:spacing w:before="40" w:after="40"/>
+              <w:spacing w:before="20" w:after="60"/>
             </w:pPr>
             <w:r>
               <w:rPr>
@@ -6052,15 +6052,15 @@
             </w:tcBorders>
             <w:shd w:val="clear" w:color="auto" w:fill="F5F5F0"/>
             <w:tcMar>
-              <w:top w:w="50" w:type="dxa"/>
+              <w:top w:w="80" w:type="dxa"/>
               <w:left w:w="200" w:type="dxa"/>
-              <w:bottom w:w="50" w:type="dxa"/>
+              <w:bottom w:w="80" w:type="dxa"/>
               <w:right w:w="200" w:type="dxa"/>
             </w:tcMar>
           </w:tcPr>
           <w:p>
             <w:pPr>
-              <w:spacing w:before="40" w:after="40"/>
+              <w:spacing w:before="20" w:after="60"/>
             </w:pPr>
             <w:r>
               <w:rPr>
@@ -6086,15 +6086,15 @@
             </w:tcBorders>
             <w:shd w:val="clear" w:color="auto" w:fill="F5F5F0"/>
             <w:tcMar>
-              <w:top w:w="50" w:type="dxa"/>
+              <w:top w:w="80" w:type="dxa"/>
               <w:left w:w="200" w:type="dxa"/>
-              <w:bottom w:w="50" w:type="dxa"/>
+              <w:bottom w:w="80" w:type="dxa"/>
               <w:right w:w="200" w:type="dxa"/>
             </w:tcMar>
           </w:tcPr>
           <w:p>
             <w:pPr>
-              <w:spacing w:before="40" w:after="40"/>
+              <w:spacing w:before="20" w:after="60"/>
             </w:pPr>
             <w:r>
               <w:rPr>
@@ -6120,15 +6120,15 @@
             </w:tcBorders>
             <w:shd w:val="clear" w:color="auto" w:fill="F5F5F0"/>
             <w:tcMar>
-              <w:top w:w="50" w:type="dxa"/>
+              <w:top w:w="80" w:type="dxa"/>
               <w:left w:w="200" w:type="dxa"/>
-              <w:bottom w:w="50" w:type="dxa"/>
+              <w:bottom w:w="80" w:type="dxa"/>
               <w:right w:w="200" w:type="dxa"/>
             </w:tcMar>
           </w:tcPr>
           <w:p>
             <w:pPr>
-              <w:spacing w:before="40" w:after="40"/>
+              <w:spacing w:before="20" w:after="60"/>
             </w:pPr>
             <w:r>
               <w:rPr>
@@ -6154,15 +6154,15 @@
             </w:tcBorders>
             <w:shd w:val="clear" w:color="auto" w:fill="F5F5F0"/>
             <w:tcMar>
-              <w:top w:w="50" w:type="dxa"/>
+              <w:top w:w="80" w:type="dxa"/>
               <w:left w:w="200" w:type="dxa"/>
-              <w:bottom w:w="50" w:type="dxa"/>
+              <w:bottom w:w="80" w:type="dxa"/>
               <w:right w:w="200" w:type="dxa"/>
             </w:tcMar>
           </w:tcPr>
           <w:p>
             <w:pPr>
-              <w:spacing w:before="40" w:after="40"/>
+              <w:spacing w:before="20" w:after="60"/>
             </w:pPr>
             <w:r>
               <w:rPr>
@@ -6188,15 +6188,15 @@
             </w:tcBorders>
             <w:shd w:val="clear" w:color="auto" w:fill="F5F5F0"/>
             <w:tcMar>
-              <w:top w:w="50" w:type="dxa"/>
+              <w:top w:w="80" w:type="dxa"/>
               <w:left w:w="200" w:type="dxa"/>
-              <w:bottom w:w="50" w:type="dxa"/>
+              <w:bottom w:w="80" w:type="dxa"/>
               <w:right w:w="200" w:type="dxa"/>
             </w:tcMar>
           </w:tcPr>
           <w:p>
             <w:pPr>
-              <w:spacing w:before="40" w:after="40"/>
+              <w:spacing w:before="20" w:after="60"/>
             </w:pPr>
             <w:r>
               <w:rPr>
@@ -6402,18 +6402,18 @@
     <w:tbl>
       <w:tblPr>
         <w:tblStyle w:val="a8"/>
-        <w:tblW w:w="8640" w:type="dxa"/>
         <w:tblInd w:w="0" w:type="dxa"/>
-        <w:tblBorders>
-          <w:top w:val="single" w:sz="4" w:space="0" w:color="000000"/>
-          <w:left w:val="single" w:sz="4" w:space="0" w:color="000000"/>
-          <w:bottom w:val="single" w:sz="4" w:space="0" w:color="000000"/>
-          <w:right w:val="single" w:sz="4" w:space="0" w:color="000000"/>
-          <w:insideH w:val="single" w:sz="4" w:space="0" w:color="000000"/>
-          <w:insideV w:val="single" w:sz="4" w:space="0" w:color="000000"/>
-        </w:tblBorders>
         <w:tblLayout w:type="fixed"/>
         <w:tblLook w:val="0000" w:firstRow="0" w:lastRow="0" w:firstColumn="0" w:lastColumn="0" w:noHBand="0" w:noVBand="0"/>
+        <w:tblBorders>
+          <w:top w:val="single" w:sz="8" w:space="0" w:color="C8A000"/>
+          <w:left w:val="single" w:sz="8" w:space="0" w:color="C8A000"/>
+          <w:bottom w:val="single" w:sz="8" w:space="0" w:color="C8A000"/>
+          <w:right w:val="single" w:sz="8" w:space="0" w:color="C8A000"/>
+          <w:insideH w:val="none"/>
+          <w:insideV w:val="none"/>
+        </w:tblBorders>
+        <w:tblW w:w="5000" w:type="pct"/>
       </w:tblPr>
       <w:tblGrid>
         <w:gridCol w:w="8640"/>
@@ -6428,17 +6428,17 @@
               <w:bottom w:val="single" w:sz="4" w:space="0" w:color="C8A951"/>
               <w:right w:val="nil"/>
             </w:tcBorders>
+            <w:shd w:val="clear" w:color="auto" w:fill="1A1A2E"/>
             <w:tcMar>
-              <w:top w:w="100" w:type="dxa"/>
-              <w:left w:w="200" w:type="dxa"/>
-              <w:bottom w:w="100" w:type="dxa"/>
-              <w:right w:w="200" w:type="dxa"/>
+              <w:top w:w="160" w:type="dxa"/>
+              <w:left w:w="360" w:type="dxa"/>
+              <w:bottom w:w="160" w:type="dxa"/>
+              <w:right w:w="360" w:type="dxa"/>
             </w:tcMar>
-            <w:shd w:val="clear" w:color="auto" w:fill="1A1A2E"/>
           </w:tcPr>
           <w:p>
             <w:pPr>
-              <w:spacing w:before="40" w:after="40"/>
+              <w:spacing w:before="0" w:after="0"/>
             </w:pPr>
             <w:r>
               <w:rPr>
@@ -6465,15 +6465,15 @@
             </w:tcBorders>
             <w:shd w:val="clear" w:color="auto" w:fill="F5F5F0"/>
             <w:tcMar>
-              <w:top w:w="50" w:type="dxa"/>
+              <w:top w:w="80" w:type="dxa"/>
               <w:left w:w="200" w:type="dxa"/>
-              <w:bottom w:w="50" w:type="dxa"/>
+              <w:bottom w:w="80" w:type="dxa"/>
               <w:right w:w="200" w:type="dxa"/>
             </w:tcMar>
           </w:tcPr>
           <w:p>
             <w:pPr>
-              <w:spacing w:before="40" w:after="40"/>
+              <w:spacing w:before="20" w:after="60"/>
             </w:pPr>
             <w:r>
               <w:rPr>
@@ -6499,15 +6499,15 @@
             </w:tcBorders>
             <w:shd w:val="clear" w:color="auto" w:fill="F5F5F0"/>
             <w:tcMar>
-              <w:top w:w="50" w:type="dxa"/>
+              <w:top w:w="80" w:type="dxa"/>
               <w:left w:w="200" w:type="dxa"/>
-              <w:bottom w:w="50" w:type="dxa"/>
+              <w:bottom w:w="80" w:type="dxa"/>
               <w:right w:w="200" w:type="dxa"/>
             </w:tcMar>
           </w:tcPr>
           <w:p>
             <w:pPr>
-              <w:spacing w:before="40" w:after="40"/>
+              <w:spacing w:before="20" w:after="60"/>
             </w:pPr>
             <w:r>
               <w:rPr>
@@ -6533,15 +6533,15 @@
             </w:tcBorders>
             <w:shd w:val="clear" w:color="auto" w:fill="F5F5F0"/>
             <w:tcMar>
-              <w:top w:w="50" w:type="dxa"/>
+              <w:top w:w="80" w:type="dxa"/>
               <w:left w:w="200" w:type="dxa"/>
-              <w:bottom w:w="50" w:type="dxa"/>
+              <w:bottom w:w="80" w:type="dxa"/>
               <w:right w:w="200" w:type="dxa"/>
             </w:tcMar>
           </w:tcPr>
           <w:p>
             <w:pPr>
-              <w:spacing w:before="40" w:after="40"/>
+              <w:spacing w:before="20" w:after="60"/>
             </w:pPr>
             <w:r>
               <w:rPr>
@@ -6567,15 +6567,15 @@
             </w:tcBorders>
             <w:shd w:val="clear" w:color="auto" w:fill="F5F5F0"/>
             <w:tcMar>
-              <w:top w:w="50" w:type="dxa"/>
+              <w:top w:w="80" w:type="dxa"/>
               <w:left w:w="200" w:type="dxa"/>
-              <w:bottom w:w="50" w:type="dxa"/>
+              <w:bottom w:w="80" w:type="dxa"/>
               <w:right w:w="200" w:type="dxa"/>
             </w:tcMar>
           </w:tcPr>
           <w:p>
             <w:pPr>
-              <w:spacing w:before="40" w:after="40"/>
+              <w:spacing w:before="20" w:after="60"/>
             </w:pPr>
             <w:r>
               <w:rPr>
@@ -6601,15 +6601,15 @@
             </w:tcBorders>
             <w:shd w:val="clear" w:color="auto" w:fill="F5F5F0"/>
             <w:tcMar>
-              <w:top w:w="50" w:type="dxa"/>
+              <w:top w:w="80" w:type="dxa"/>
               <w:left w:w="200" w:type="dxa"/>
-              <w:bottom w:w="50" w:type="dxa"/>
+              <w:bottom w:w="80" w:type="dxa"/>
               <w:right w:w="200" w:type="dxa"/>
             </w:tcMar>
           </w:tcPr>
           <w:p>
             <w:pPr>
-              <w:spacing w:before="40" w:after="40"/>
+              <w:spacing w:before="20" w:after="60"/>
             </w:pPr>
             <w:r>
               <w:rPr>
@@ -8454,18 +8454,18 @@
     <w:tbl>
       <w:tblPr>
         <w:tblStyle w:val="a9"/>
-        <w:tblW w:w="8640" w:type="dxa"/>
         <w:tblInd w:w="0" w:type="dxa"/>
-        <w:tblBorders>
-          <w:top w:val="single" w:sz="4" w:space="0" w:color="000000"/>
-          <w:left w:val="single" w:sz="4" w:space="0" w:color="000000"/>
-          <w:bottom w:val="single" w:sz="4" w:space="0" w:color="000000"/>
-          <w:right w:val="single" w:sz="4" w:space="0" w:color="000000"/>
-          <w:insideH w:val="single" w:sz="4" w:space="0" w:color="000000"/>
-          <w:insideV w:val="single" w:sz="4" w:space="0" w:color="000000"/>
-        </w:tblBorders>
         <w:tblLayout w:type="fixed"/>
         <w:tblLook w:val="0000" w:firstRow="0" w:lastRow="0" w:firstColumn="0" w:lastColumn="0" w:noHBand="0" w:noVBand="0"/>
+        <w:tblBorders>
+          <w:top w:val="single" w:sz="8" w:space="0" w:color="C8A000"/>
+          <w:left w:val="single" w:sz="8" w:space="0" w:color="C8A000"/>
+          <w:bottom w:val="single" w:sz="8" w:space="0" w:color="C8A000"/>
+          <w:right w:val="single" w:sz="8" w:space="0" w:color="C8A000"/>
+          <w:insideH w:val="none"/>
+          <w:insideV w:val="none"/>
+        </w:tblBorders>
+        <w:tblW w:w="5000" w:type="pct"/>
       </w:tblPr>
       <w:tblGrid>
         <w:gridCol w:w="8640"/>
@@ -8480,17 +8480,17 @@
               <w:bottom w:val="single" w:sz="4" w:space="0" w:color="C8A951"/>
               <w:right w:val="nil"/>
             </w:tcBorders>
+            <w:shd w:val="clear" w:color="auto" w:fill="1A1A2E"/>
             <w:tcMar>
-              <w:top w:w="100" w:type="dxa"/>
-              <w:left w:w="200" w:type="dxa"/>
-              <w:bottom w:w="100" w:type="dxa"/>
-              <w:right w:w="200" w:type="dxa"/>
+              <w:top w:w="160" w:type="dxa"/>
+              <w:left w:w="360" w:type="dxa"/>
+              <w:bottom w:w="160" w:type="dxa"/>
+              <w:right w:w="360" w:type="dxa"/>
             </w:tcMar>
-            <w:shd w:val="clear" w:color="auto" w:fill="1A1A2E"/>
           </w:tcPr>
           <w:p>
             <w:pPr>
-              <w:spacing w:before="40" w:after="40"/>
+              <w:spacing w:before="0" w:after="0"/>
             </w:pPr>
             <w:r>
               <w:rPr>
@@ -8517,15 +8517,15 @@
             </w:tcBorders>
             <w:shd w:val="clear" w:color="auto" w:fill="F5F5F0"/>
             <w:tcMar>
-              <w:top w:w="50" w:type="dxa"/>
+              <w:top w:w="80" w:type="dxa"/>
               <w:left w:w="200" w:type="dxa"/>
-              <w:bottom w:w="50" w:type="dxa"/>
+              <w:bottom w:w="80" w:type="dxa"/>
               <w:right w:w="200" w:type="dxa"/>
             </w:tcMar>
           </w:tcPr>
           <w:p>
             <w:pPr>
-              <w:spacing w:before="40" w:after="40"/>
+              <w:spacing w:before="20" w:after="60"/>
             </w:pPr>
             <w:r>
               <w:rPr>
@@ -8551,15 +8551,15 @@
             </w:tcBorders>
             <w:shd w:val="clear" w:color="auto" w:fill="F5F5F0"/>
             <w:tcMar>
-              <w:top w:w="50" w:type="dxa"/>
+              <w:top w:w="80" w:type="dxa"/>
               <w:left w:w="200" w:type="dxa"/>
-              <w:bottom w:w="50" w:type="dxa"/>
+              <w:bottom w:w="80" w:type="dxa"/>
               <w:right w:w="200" w:type="dxa"/>
             </w:tcMar>
           </w:tcPr>
           <w:p>
             <w:pPr>
-              <w:spacing w:before="40" w:after="40"/>
+              <w:spacing w:before="20" w:after="60"/>
             </w:pPr>
             <w:r>
               <w:rPr>
@@ -8585,15 +8585,15 @@
             </w:tcBorders>
             <w:shd w:val="clear" w:color="auto" w:fill="F5F5F0"/>
             <w:tcMar>
-              <w:top w:w="50" w:type="dxa"/>
+              <w:top w:w="80" w:type="dxa"/>
               <w:left w:w="200" w:type="dxa"/>
-              <w:bottom w:w="50" w:type="dxa"/>
+              <w:bottom w:w="80" w:type="dxa"/>
               <w:right w:w="200" w:type="dxa"/>
             </w:tcMar>
           </w:tcPr>
           <w:p>
             <w:pPr>
-              <w:spacing w:before="40" w:after="40"/>
+              <w:spacing w:before="20" w:after="60"/>
             </w:pPr>
             <w:r>
               <w:rPr>
@@ -8619,15 +8619,15 @@
             </w:tcBorders>
             <w:shd w:val="clear" w:color="auto" w:fill="F5F5F0"/>
             <w:tcMar>
-              <w:top w:w="50" w:type="dxa"/>
+              <w:top w:w="80" w:type="dxa"/>
               <w:left w:w="200" w:type="dxa"/>
-              <w:bottom w:w="50" w:type="dxa"/>
+              <w:bottom w:w="80" w:type="dxa"/>
               <w:right w:w="200" w:type="dxa"/>
             </w:tcMar>
           </w:tcPr>
           <w:p>
             <w:pPr>
-              <w:spacing w:before="40" w:after="40"/>
+              <w:spacing w:before="20" w:after="60"/>
             </w:pPr>
             <w:r>
               <w:rPr>
@@ -8653,15 +8653,15 @@
             </w:tcBorders>
             <w:shd w:val="clear" w:color="auto" w:fill="F5F5F0"/>
             <w:tcMar>
-              <w:top w:w="50" w:type="dxa"/>
+              <w:top w:w="80" w:type="dxa"/>
               <w:left w:w="200" w:type="dxa"/>
-              <w:bottom w:w="50" w:type="dxa"/>
+              <w:bottom w:w="80" w:type="dxa"/>
               <w:right w:w="200" w:type="dxa"/>
             </w:tcMar>
           </w:tcPr>
           <w:p>
             <w:pPr>
-              <w:spacing w:before="40" w:after="40"/>
+              <w:spacing w:before="20" w:after="60"/>
             </w:pPr>
             <w:r>
               <w:rPr>
@@ -8687,15 +8687,15 @@
             </w:tcBorders>
             <w:shd w:val="clear" w:color="auto" w:fill="F5F5F0"/>
             <w:tcMar>
-              <w:top w:w="50" w:type="dxa"/>
+              <w:top w:w="80" w:type="dxa"/>
               <w:left w:w="200" w:type="dxa"/>
-              <w:bottom w:w="50" w:type="dxa"/>
+              <w:bottom w:w="80" w:type="dxa"/>
               <w:right w:w="200" w:type="dxa"/>
             </w:tcMar>
           </w:tcPr>
           <w:p>
             <w:pPr>
-              <w:spacing w:before="40" w:after="40"/>
+              <w:spacing w:before="20" w:after="60"/>
             </w:pPr>
             <w:r>
               <w:rPr>
@@ -8950,18 +8950,18 @@
     <w:tbl>
       <w:tblPr>
         <w:tblStyle w:val="aa"/>
-        <w:tblW w:w="8640" w:type="dxa"/>
         <w:tblInd w:w="0" w:type="dxa"/>
-        <w:tblBorders>
-          <w:top w:val="single" w:sz="4" w:space="0" w:color="000000"/>
-          <w:left w:val="single" w:sz="4" w:space="0" w:color="000000"/>
-          <w:bottom w:val="single" w:sz="4" w:space="0" w:color="000000"/>
-          <w:right w:val="single" w:sz="4" w:space="0" w:color="000000"/>
-          <w:insideH w:val="single" w:sz="4" w:space="0" w:color="000000"/>
-          <w:insideV w:val="single" w:sz="4" w:space="0" w:color="000000"/>
-        </w:tblBorders>
         <w:tblLayout w:type="fixed"/>
         <w:tblLook w:val="0000" w:firstRow="0" w:lastRow="0" w:firstColumn="0" w:lastColumn="0" w:noHBand="0" w:noVBand="0"/>
+        <w:tblBorders>
+          <w:top w:val="single" w:sz="8" w:space="0" w:color="C8A000"/>
+          <w:left w:val="single" w:sz="8" w:space="0" w:color="C8A000"/>
+          <w:bottom w:val="single" w:sz="8" w:space="0" w:color="C8A000"/>
+          <w:right w:val="single" w:sz="8" w:space="0" w:color="C8A000"/>
+          <w:insideH w:val="none"/>
+          <w:insideV w:val="none"/>
+        </w:tblBorders>
+        <w:tblW w:w="5000" w:type="pct"/>
       </w:tblPr>
       <w:tblGrid>
         <w:gridCol w:w="8640"/>
@@ -8976,17 +8976,17 @@
               <w:bottom w:val="single" w:sz="4" w:space="0" w:color="C8A951"/>
               <w:right w:val="nil"/>
             </w:tcBorders>
+            <w:shd w:val="clear" w:color="auto" w:fill="1A1A2E"/>
             <w:tcMar>
-              <w:top w:w="100" w:type="dxa"/>
-              <w:left w:w="200" w:type="dxa"/>
-              <w:bottom w:w="100" w:type="dxa"/>
-              <w:right w:w="200" w:type="dxa"/>
+              <w:top w:w="160" w:type="dxa"/>
+              <w:left w:w="360" w:type="dxa"/>
+              <w:bottom w:w="160" w:type="dxa"/>
+              <w:right w:w="360" w:type="dxa"/>
             </w:tcMar>
-            <w:shd w:val="clear" w:color="auto" w:fill="1A1A2E"/>
           </w:tcPr>
           <w:p>
             <w:pPr>
-              <w:spacing w:before="40" w:after="40"/>
+              <w:spacing w:before="0" w:after="0"/>
             </w:pPr>
             <w:r>
               <w:rPr>
@@ -9013,15 +9013,15 @@
             </w:tcBorders>
             <w:shd w:val="clear" w:color="auto" w:fill="F5F5F0"/>
             <w:tcMar>
-              <w:top w:w="50" w:type="dxa"/>
+              <w:top w:w="80" w:type="dxa"/>
               <w:left w:w="200" w:type="dxa"/>
-              <w:bottom w:w="50" w:type="dxa"/>
+              <w:bottom w:w="80" w:type="dxa"/>
               <w:right w:w="200" w:type="dxa"/>
             </w:tcMar>
           </w:tcPr>
           <w:p>
             <w:pPr>
-              <w:spacing w:before="40" w:after="40"/>
+              <w:spacing w:before="20" w:after="60"/>
             </w:pPr>
             <w:r>
               <w:rPr>
@@ -9047,15 +9047,15 @@
             </w:tcBorders>
             <w:shd w:val="clear" w:color="auto" w:fill="F5F5F0"/>
             <w:tcMar>
-              <w:top w:w="50" w:type="dxa"/>
+              <w:top w:w="80" w:type="dxa"/>
               <w:left w:w="200" w:type="dxa"/>
-              <w:bottom w:w="50" w:type="dxa"/>
+              <w:bottom w:w="80" w:type="dxa"/>
               <w:right w:w="200" w:type="dxa"/>
             </w:tcMar>
           </w:tcPr>
           <w:p>
             <w:pPr>
-              <w:spacing w:before="40" w:after="40"/>
+              <w:spacing w:before="20" w:after="60"/>
             </w:pPr>
             <w:r>
               <w:rPr>
@@ -9081,15 +9081,15 @@
             </w:tcBorders>
             <w:shd w:val="clear" w:color="auto" w:fill="F5F5F0"/>
             <w:tcMar>
-              <w:top w:w="50" w:type="dxa"/>
+              <w:top w:w="80" w:type="dxa"/>
               <w:left w:w="200" w:type="dxa"/>
-              <w:bottom w:w="50" w:type="dxa"/>
+              <w:bottom w:w="80" w:type="dxa"/>
               <w:right w:w="200" w:type="dxa"/>
             </w:tcMar>
           </w:tcPr>
           <w:p>
             <w:pPr>
-              <w:spacing w:before="40" w:after="40"/>
+              <w:spacing w:before="20" w:after="60"/>
             </w:pPr>
             <w:r>
               <w:rPr>
@@ -9115,15 +9115,15 @@
             </w:tcBorders>
             <w:shd w:val="clear" w:color="auto" w:fill="F5F5F0"/>
             <w:tcMar>
-              <w:top w:w="50" w:type="dxa"/>
+              <w:top w:w="80" w:type="dxa"/>
               <w:left w:w="200" w:type="dxa"/>
-              <w:bottom w:w="50" w:type="dxa"/>
+              <w:bottom w:w="80" w:type="dxa"/>
               <w:right w:w="200" w:type="dxa"/>
             </w:tcMar>
           </w:tcPr>
           <w:p>
             <w:pPr>
-              <w:spacing w:before="40" w:after="40"/>
+              <w:spacing w:before="20" w:after="60"/>
             </w:pPr>
             <w:r>
               <w:rPr>
@@ -9149,15 +9149,15 @@
             </w:tcBorders>
             <w:shd w:val="clear" w:color="auto" w:fill="F5F5F0"/>
             <w:tcMar>
-              <w:top w:w="50" w:type="dxa"/>
+              <w:top w:w="80" w:type="dxa"/>
               <w:left w:w="200" w:type="dxa"/>
-              <w:bottom w:w="50" w:type="dxa"/>
+              <w:bottom w:w="80" w:type="dxa"/>
               <w:right w:w="200" w:type="dxa"/>
             </w:tcMar>
           </w:tcPr>
           <w:p>
             <w:pPr>
-              <w:spacing w:before="40" w:after="40"/>
+              <w:spacing w:before="20" w:after="60"/>
             </w:pPr>
             <w:r>
               <w:rPr>
@@ -9805,18 +9805,18 @@
     <w:tbl>
       <w:tblPr>
         <w:tblStyle w:val="ab"/>
-        <w:tblW w:w="8640" w:type="dxa"/>
         <w:tblInd w:w="0" w:type="dxa"/>
-        <w:tblBorders>
-          <w:top w:val="single" w:sz="4" w:space="0" w:color="000000"/>
-          <w:left w:val="single" w:sz="4" w:space="0" w:color="000000"/>
-          <w:bottom w:val="single" w:sz="4" w:space="0" w:color="000000"/>
-          <w:right w:val="single" w:sz="4" w:space="0" w:color="000000"/>
-          <w:insideH w:val="single" w:sz="4" w:space="0" w:color="000000"/>
-          <w:insideV w:val="single" w:sz="4" w:space="0" w:color="000000"/>
-        </w:tblBorders>
         <w:tblLayout w:type="fixed"/>
         <w:tblLook w:val="0000" w:firstRow="0" w:lastRow="0" w:firstColumn="0" w:lastColumn="0" w:noHBand="0" w:noVBand="0"/>
+        <w:tblBorders>
+          <w:top w:val="single" w:sz="8" w:space="0" w:color="C8A000"/>
+          <w:left w:val="single" w:sz="8" w:space="0" w:color="C8A000"/>
+          <w:bottom w:val="single" w:sz="8" w:space="0" w:color="C8A000"/>
+          <w:right w:val="single" w:sz="8" w:space="0" w:color="C8A000"/>
+          <w:insideH w:val="none"/>
+          <w:insideV w:val="none"/>
+        </w:tblBorders>
+        <w:tblW w:w="5000" w:type="pct"/>
       </w:tblPr>
       <w:tblGrid>
         <w:gridCol w:w="8640"/>
@@ -9833,15 +9833,15 @@
             </w:tcBorders>
             <w:shd w:val="clear" w:color="auto" w:fill="252525"/>
             <w:tcMar>
-              <w:top w:w="100" w:type="dxa"/>
-              <w:left w:w="200" w:type="dxa"/>
-              <w:bottom w:w="100" w:type="dxa"/>
-              <w:right w:w="200" w:type="dxa"/>
+              <w:top w:w="160" w:type="dxa"/>
+              <w:left w:w="360" w:type="dxa"/>
+              <w:bottom w:w="160" w:type="dxa"/>
+              <w:right w:w="360" w:type="dxa"/>
             </w:tcMar>
           </w:tcPr>
           <w:p>
             <w:pPr>
-              <w:spacing w:before="40" w:after="40"/>
+              <w:spacing w:before="0" w:after="0"/>
             </w:pPr>
             <w:r>
               <w:rPr>
@@ -9868,15 +9868,15 @@
             </w:tcBorders>
             <w:shd w:val="clear" w:color="auto" w:fill="F5F5F0"/>
             <w:tcMar>
-              <w:top w:w="50" w:type="dxa"/>
+              <w:top w:w="80" w:type="dxa"/>
               <w:left w:w="200" w:type="dxa"/>
-              <w:bottom w:w="50" w:type="dxa"/>
+              <w:bottom w:w="80" w:type="dxa"/>
               <w:right w:w="200" w:type="dxa"/>
             </w:tcMar>
           </w:tcPr>
           <w:p>
             <w:pPr>
-              <w:spacing w:before="40" w:after="40"/>
+              <w:spacing w:before="20" w:after="60"/>
             </w:pPr>
             <w:r>
               <w:rPr>
@@ -9902,15 +9902,15 @@
             </w:tcBorders>
             <w:shd w:val="clear" w:color="auto" w:fill="F5F5F0"/>
             <w:tcMar>
-              <w:top w:w="50" w:type="dxa"/>
+              <w:top w:w="80" w:type="dxa"/>
               <w:left w:w="200" w:type="dxa"/>
-              <w:bottom w:w="50" w:type="dxa"/>
+              <w:bottom w:w="80" w:type="dxa"/>
               <w:right w:w="200" w:type="dxa"/>
             </w:tcMar>
           </w:tcPr>
           <w:p>
             <w:pPr>
-              <w:spacing w:before="40" w:after="40"/>
+              <w:spacing w:before="20" w:after="60"/>
             </w:pPr>
             <w:r>
               <w:rPr>
@@ -9954,15 +9954,15 @@
             </w:tcBorders>
             <w:shd w:val="clear" w:color="auto" w:fill="F5F5F0"/>
             <w:tcMar>
-              <w:top w:w="50" w:type="dxa"/>
+              <w:top w:w="80" w:type="dxa"/>
               <w:left w:w="200" w:type="dxa"/>
-              <w:bottom w:w="50" w:type="dxa"/>
+              <w:bottom w:w="80" w:type="dxa"/>
               <w:right w:w="200" w:type="dxa"/>
             </w:tcMar>
           </w:tcPr>
           <w:p>
             <w:pPr>
-              <w:spacing w:before="40" w:after="40"/>
+              <w:spacing w:before="20" w:after="60"/>
             </w:pPr>
             <w:r>
               <w:rPr>
@@ -9988,15 +9988,15 @@
             </w:tcBorders>
             <w:shd w:val="clear" w:color="auto" w:fill="F5F5F0"/>
             <w:tcMar>
-              <w:top w:w="50" w:type="dxa"/>
+              <w:top w:w="80" w:type="dxa"/>
               <w:left w:w="200" w:type="dxa"/>
-              <w:bottom w:w="50" w:type="dxa"/>
+              <w:bottom w:w="80" w:type="dxa"/>
               <w:right w:w="200" w:type="dxa"/>
             </w:tcMar>
           </w:tcPr>
           <w:p>
             <w:pPr>
-              <w:spacing w:before="40" w:after="40"/>
+              <w:spacing w:before="20" w:after="60"/>
             </w:pPr>
             <w:r>
               <w:rPr>
@@ -10255,18 +10255,18 @@
     <w:tbl>
       <w:tblPr>
         <w:tblStyle w:val="ac"/>
-        <w:tblW w:w="8640" w:type="dxa"/>
         <w:tblInd w:w="0" w:type="dxa"/>
-        <w:tblBorders>
-          <w:top w:val="single" w:sz="4" w:space="0" w:color="000000"/>
-          <w:left w:val="single" w:sz="4" w:space="0" w:color="000000"/>
-          <w:bottom w:val="single" w:sz="4" w:space="0" w:color="000000"/>
-          <w:right w:val="single" w:sz="4" w:space="0" w:color="000000"/>
-          <w:insideH w:val="single" w:sz="4" w:space="0" w:color="000000"/>
-          <w:insideV w:val="single" w:sz="4" w:space="0" w:color="000000"/>
-        </w:tblBorders>
         <w:tblLayout w:type="fixed"/>
         <w:tblLook w:val="0000" w:firstRow="0" w:lastRow="0" w:firstColumn="0" w:lastColumn="0" w:noHBand="0" w:noVBand="0"/>
+        <w:tblBorders>
+          <w:top w:val="single" w:sz="8" w:space="0" w:color="C8A000"/>
+          <w:left w:val="single" w:sz="8" w:space="0" w:color="C8A000"/>
+          <w:bottom w:val="single" w:sz="8" w:space="0" w:color="C8A000"/>
+          <w:right w:val="single" w:sz="8" w:space="0" w:color="C8A000"/>
+          <w:insideH w:val="none"/>
+          <w:insideV w:val="none"/>
+        </w:tblBorders>
+        <w:tblW w:w="5000" w:type="pct"/>
       </w:tblPr>
       <w:tblGrid>
         <w:gridCol w:w="8640"/>
@@ -10283,15 +10283,15 @@
             </w:tcBorders>
             <w:shd w:val="clear" w:color="auto" w:fill="252525"/>
             <w:tcMar>
-              <w:top w:w="100" w:type="dxa"/>
-              <w:left w:w="200" w:type="dxa"/>
-              <w:bottom w:w="100" w:type="dxa"/>
-              <w:right w:w="200" w:type="dxa"/>
+              <w:top w:w="160" w:type="dxa"/>
+              <w:left w:w="360" w:type="dxa"/>
+              <w:bottom w:w="160" w:type="dxa"/>
+              <w:right w:w="360" w:type="dxa"/>
             </w:tcMar>
           </w:tcPr>
           <w:p>
             <w:pPr>
-              <w:spacing w:before="40" w:after="40"/>
+              <w:spacing w:before="0" w:after="0"/>
             </w:pPr>
             <w:r>
               <w:rPr>
@@ -10318,15 +10318,15 @@
             </w:tcBorders>
             <w:shd w:val="clear" w:color="auto" w:fill="F5F5F0"/>
             <w:tcMar>
-              <w:top w:w="50" w:type="dxa"/>
+              <w:top w:w="80" w:type="dxa"/>
               <w:left w:w="200" w:type="dxa"/>
-              <w:bottom w:w="50" w:type="dxa"/>
+              <w:bottom w:w="80" w:type="dxa"/>
               <w:right w:w="200" w:type="dxa"/>
             </w:tcMar>
           </w:tcPr>
           <w:p>
             <w:pPr>
-              <w:spacing w:before="40" w:after="40"/>
+              <w:spacing w:before="20" w:after="60"/>
             </w:pPr>
             <w:r>
               <w:rPr>
@@ -10352,15 +10352,15 @@
             </w:tcBorders>
             <w:shd w:val="clear" w:color="auto" w:fill="F5F5F0"/>
             <w:tcMar>
-              <w:top w:w="50" w:type="dxa"/>
+              <w:top w:w="80" w:type="dxa"/>
               <w:left w:w="200" w:type="dxa"/>
-              <w:bottom w:w="50" w:type="dxa"/>
+              <w:bottom w:w="80" w:type="dxa"/>
               <w:right w:w="200" w:type="dxa"/>
             </w:tcMar>
           </w:tcPr>
           <w:p>
             <w:pPr>
-              <w:spacing w:before="40" w:after="40"/>
+              <w:spacing w:before="20" w:after="60"/>
             </w:pPr>
             <w:r>
               <w:rPr>
@@ -10386,15 +10386,15 @@
             </w:tcBorders>
             <w:shd w:val="clear" w:color="auto" w:fill="F5F5F0"/>
             <w:tcMar>
-              <w:top w:w="50" w:type="dxa"/>
+              <w:top w:w="80" w:type="dxa"/>
               <w:left w:w="200" w:type="dxa"/>
-              <w:bottom w:w="50" w:type="dxa"/>
+              <w:bottom w:w="80" w:type="dxa"/>
               <w:right w:w="200" w:type="dxa"/>
             </w:tcMar>
           </w:tcPr>
           <w:p>
             <w:pPr>
-              <w:spacing w:before="40" w:after="40"/>
+              <w:spacing w:before="20" w:after="60"/>
             </w:pPr>
             <w:r>
               <w:rPr>
@@ -10420,15 +10420,15 @@
             </w:tcBorders>
             <w:shd w:val="clear" w:color="auto" w:fill="F5F5F0"/>
             <w:tcMar>
-              <w:top w:w="50" w:type="dxa"/>
+              <w:top w:w="80" w:type="dxa"/>
               <w:left w:w="200" w:type="dxa"/>
-              <w:bottom w:w="50" w:type="dxa"/>
+              <w:bottom w:w="80" w:type="dxa"/>
               <w:right w:w="200" w:type="dxa"/>
             </w:tcMar>
           </w:tcPr>
           <w:p>
             <w:pPr>
-              <w:spacing w:before="40" w:after="40"/>
+              <w:spacing w:before="20" w:after="60"/>
             </w:pPr>
             <w:r>
               <w:rPr>
@@ -10454,15 +10454,15 @@
             </w:tcBorders>
             <w:shd w:val="clear" w:color="auto" w:fill="F5F5F0"/>
             <w:tcMar>
-              <w:top w:w="50" w:type="dxa"/>
+              <w:top w:w="80" w:type="dxa"/>
               <w:left w:w="200" w:type="dxa"/>
-              <w:bottom w:w="50" w:type="dxa"/>
+              <w:bottom w:w="80" w:type="dxa"/>
               <w:right w:w="200" w:type="dxa"/>
             </w:tcMar>
           </w:tcPr>
           <w:p>
             <w:pPr>
-              <w:spacing w:before="40" w:after="40"/>
+              <w:spacing w:before="20" w:after="60"/>
             </w:pPr>
             <w:r>
               <w:rPr>
@@ -10583,18 +10583,18 @@
     <w:tbl>
       <w:tblPr>
         <w:tblStyle w:val="ad"/>
-        <w:tblW w:w="8640" w:type="dxa"/>
         <w:tblInd w:w="0" w:type="dxa"/>
-        <w:tblBorders>
-          <w:top w:val="single" w:sz="4" w:space="0" w:color="000000"/>
-          <w:left w:val="single" w:sz="4" w:space="0" w:color="000000"/>
-          <w:bottom w:val="single" w:sz="4" w:space="0" w:color="000000"/>
-          <w:right w:val="single" w:sz="4" w:space="0" w:color="000000"/>
-          <w:insideH w:val="single" w:sz="4" w:space="0" w:color="000000"/>
-          <w:insideV w:val="single" w:sz="4" w:space="0" w:color="000000"/>
-        </w:tblBorders>
         <w:tblLayout w:type="fixed"/>
         <w:tblLook w:val="0000" w:firstRow="0" w:lastRow="0" w:firstColumn="0" w:lastColumn="0" w:noHBand="0" w:noVBand="0"/>
+        <w:tblBorders>
+          <w:top w:val="single" w:sz="8" w:space="0" w:color="C8A000"/>
+          <w:left w:val="single" w:sz="8" w:space="0" w:color="C8A000"/>
+          <w:bottom w:val="single" w:sz="8" w:space="0" w:color="C8A000"/>
+          <w:right w:val="single" w:sz="8" w:space="0" w:color="C8A000"/>
+          <w:insideH w:val="none"/>
+          <w:insideV w:val="none"/>
+        </w:tblBorders>
+        <w:tblW w:w="5000" w:type="pct"/>
       </w:tblPr>
       <w:tblGrid>
         <w:gridCol w:w="8640"/>
@@ -10609,17 +10609,17 @@
               <w:bottom w:val="single" w:sz="4" w:space="0" w:color="C8A951"/>
               <w:right w:val="nil"/>
             </w:tcBorders>
+            <w:shd w:val="clear" w:color="auto" w:fill="1A1A2E"/>
             <w:tcMar>
-              <w:top w:w="100" w:type="dxa"/>
-              <w:left w:w="200" w:type="dxa"/>
-              <w:bottom w:w="100" w:type="dxa"/>
-              <w:right w:w="200" w:type="dxa"/>
+              <w:top w:w="160" w:type="dxa"/>
+              <w:left w:w="360" w:type="dxa"/>
+              <w:bottom w:w="160" w:type="dxa"/>
+              <w:right w:w="360" w:type="dxa"/>
             </w:tcMar>
-            <w:shd w:val="clear" w:color="auto" w:fill="1A1A2E"/>
           </w:tcPr>
           <w:p>
             <w:pPr>
-              <w:spacing w:before="40" w:after="40"/>
+              <w:spacing w:before="0" w:after="0"/>
             </w:pPr>
             <w:r>
               <w:rPr>
@@ -10646,15 +10646,15 @@
             </w:tcBorders>
             <w:shd w:val="clear" w:color="auto" w:fill="F5F5F0"/>
             <w:tcMar>
-              <w:top w:w="50" w:type="dxa"/>
+              <w:top w:w="80" w:type="dxa"/>
               <w:left w:w="200" w:type="dxa"/>
-              <w:bottom w:w="50" w:type="dxa"/>
+              <w:bottom w:w="80" w:type="dxa"/>
               <w:right w:w="200" w:type="dxa"/>
             </w:tcMar>
           </w:tcPr>
           <w:p>
             <w:pPr>
-              <w:spacing w:before="40" w:after="40"/>
+              <w:spacing w:before="20" w:after="60"/>
             </w:pPr>
             <w:r>
               <w:rPr>
@@ -10680,15 +10680,15 @@
             </w:tcBorders>
             <w:shd w:val="clear" w:color="auto" w:fill="F5F5F0"/>
             <w:tcMar>
-              <w:top w:w="50" w:type="dxa"/>
+              <w:top w:w="80" w:type="dxa"/>
               <w:left w:w="200" w:type="dxa"/>
-              <w:bottom w:w="50" w:type="dxa"/>
+              <w:bottom w:w="80" w:type="dxa"/>
               <w:right w:w="200" w:type="dxa"/>
             </w:tcMar>
           </w:tcPr>
           <w:p>
             <w:pPr>
-              <w:spacing w:before="40" w:after="40"/>
+              <w:spacing w:before="20" w:after="60"/>
             </w:pPr>
             <w:r>
               <w:rPr>
@@ -10714,15 +10714,15 @@
             </w:tcBorders>
             <w:shd w:val="clear" w:color="auto" w:fill="F5F5F0"/>
             <w:tcMar>
-              <w:top w:w="50" w:type="dxa"/>
+              <w:top w:w="80" w:type="dxa"/>
               <w:left w:w="200" w:type="dxa"/>
-              <w:bottom w:w="50" w:type="dxa"/>
+              <w:bottom w:w="80" w:type="dxa"/>
               <w:right w:w="200" w:type="dxa"/>
             </w:tcMar>
           </w:tcPr>
           <w:p>
             <w:pPr>
-              <w:spacing w:before="40" w:after="40"/>
+              <w:spacing w:before="20" w:after="60"/>
             </w:pPr>
             <w:r>
               <w:rPr>
@@ -10766,15 +10766,15 @@
             </w:tcBorders>
             <w:shd w:val="clear" w:color="auto" w:fill="F5F5F0"/>
             <w:tcMar>
-              <w:top w:w="50" w:type="dxa"/>
+              <w:top w:w="80" w:type="dxa"/>
               <w:left w:w="200" w:type="dxa"/>
-              <w:bottom w:w="50" w:type="dxa"/>
+              <w:bottom w:w="80" w:type="dxa"/>
               <w:right w:w="200" w:type="dxa"/>
             </w:tcMar>
           </w:tcPr>
           <w:p>
             <w:pPr>
-              <w:spacing w:before="40" w:after="40"/>
+              <w:spacing w:before="20" w:after="60"/>
             </w:pPr>
             <w:r>
               <w:rPr>
@@ -10800,15 +10800,15 @@
             </w:tcBorders>
             <w:shd w:val="clear" w:color="auto" w:fill="F5F5F0"/>
             <w:tcMar>
-              <w:top w:w="50" w:type="dxa"/>
+              <w:top w:w="80" w:type="dxa"/>
               <w:left w:w="200" w:type="dxa"/>
-              <w:bottom w:w="50" w:type="dxa"/>
+              <w:bottom w:w="80" w:type="dxa"/>
               <w:right w:w="200" w:type="dxa"/>
             </w:tcMar>
           </w:tcPr>
           <w:p>
             <w:pPr>
-              <w:spacing w:before="40" w:after="40"/>
+              <w:spacing w:before="20" w:after="60"/>
             </w:pPr>
             <w:r>
               <w:rPr>
@@ -10834,15 +10834,15 @@
             </w:tcBorders>
             <w:shd w:val="clear" w:color="auto" w:fill="F5F5F0"/>
             <w:tcMar>
-              <w:top w:w="50" w:type="dxa"/>
+              <w:top w:w="80" w:type="dxa"/>
               <w:left w:w="200" w:type="dxa"/>
-              <w:bottom w:w="50" w:type="dxa"/>
+              <w:bottom w:w="80" w:type="dxa"/>
               <w:right w:w="200" w:type="dxa"/>
             </w:tcMar>
           </w:tcPr>
           <w:p>
             <w:pPr>
-              <w:spacing w:before="40" w:after="40"/>
+              <w:spacing w:before="20" w:after="60"/>
             </w:pPr>
             <w:r>
               <w:rPr>
@@ -10868,15 +10868,15 @@
             </w:tcBorders>
             <w:shd w:val="clear" w:color="auto" w:fill="F5F5F0"/>
             <w:tcMar>
-              <w:top w:w="50" w:type="dxa"/>
+              <w:top w:w="80" w:type="dxa"/>
               <w:left w:w="200" w:type="dxa"/>
-              <w:bottom w:w="50" w:type="dxa"/>
+              <w:bottom w:w="80" w:type="dxa"/>
               <w:right w:w="200" w:type="dxa"/>
             </w:tcMar>
           </w:tcPr>
           <w:p>
             <w:pPr>
-              <w:spacing w:before="40" w:after="40"/>
+              <w:spacing w:before="20" w:after="60"/>
             </w:pPr>
             <w:r>
               <w:rPr>
@@ -10902,15 +10902,15 @@
             </w:tcBorders>
             <w:shd w:val="clear" w:color="auto" w:fill="F5F5F0"/>
             <w:tcMar>
-              <w:top w:w="50" w:type="dxa"/>
+              <w:top w:w="80" w:type="dxa"/>
               <w:left w:w="200" w:type="dxa"/>
-              <w:bottom w:w="50" w:type="dxa"/>
+              <w:bottom w:w="80" w:type="dxa"/>
               <w:right w:w="200" w:type="dxa"/>
             </w:tcMar>
           </w:tcPr>
           <w:p>
             <w:pPr>
-              <w:spacing w:before="40" w:after="40"/>
+              <w:spacing w:before="20" w:after="60"/>
             </w:pPr>
             <w:r>
               <w:rPr>
@@ -11304,18 +11304,18 @@
     <w:tbl>
       <w:tblPr>
         <w:tblStyle w:val="ae"/>
-        <w:tblW w:w="8640" w:type="dxa"/>
         <w:tblInd w:w="0" w:type="dxa"/>
-        <w:tblBorders>
-          <w:top w:val="single" w:sz="4" w:space="0" w:color="000000"/>
-          <w:left w:val="single" w:sz="4" w:space="0" w:color="000000"/>
-          <w:bottom w:val="single" w:sz="4" w:space="0" w:color="000000"/>
-          <w:right w:val="single" w:sz="4" w:space="0" w:color="000000"/>
-          <w:insideH w:val="single" w:sz="4" w:space="0" w:color="000000"/>
-          <w:insideV w:val="single" w:sz="4" w:space="0" w:color="000000"/>
-        </w:tblBorders>
         <w:tblLayout w:type="fixed"/>
         <w:tblLook w:val="0000" w:firstRow="0" w:lastRow="0" w:firstColumn="0" w:lastColumn="0" w:noHBand="0" w:noVBand="0"/>
+        <w:tblBorders>
+          <w:top w:val="single" w:sz="8" w:space="0" w:color="C8A000"/>
+          <w:left w:val="single" w:sz="8" w:space="0" w:color="C8A000"/>
+          <w:bottom w:val="single" w:sz="8" w:space="0" w:color="C8A000"/>
+          <w:right w:val="single" w:sz="8" w:space="0" w:color="C8A000"/>
+          <w:insideH w:val="none"/>
+          <w:insideV w:val="none"/>
+        </w:tblBorders>
+        <w:tblW w:w="5000" w:type="pct"/>
       </w:tblPr>
       <w:tblGrid>
         <w:gridCol w:w="8640"/>
@@ -11330,17 +11330,17 @@
               <w:bottom w:val="single" w:sz="4" w:space="0" w:color="C8A951"/>
               <w:right w:val="nil"/>
             </w:tcBorders>
+            <w:shd w:val="clear" w:color="auto" w:fill="1A1A2E"/>
             <w:tcMar>
-              <w:top w:w="100" w:type="dxa"/>
-              <w:left w:w="200" w:type="dxa"/>
-              <w:bottom w:w="100" w:type="dxa"/>
-              <w:right w:w="200" w:type="dxa"/>
+              <w:top w:w="160" w:type="dxa"/>
+              <w:left w:w="360" w:type="dxa"/>
+              <w:bottom w:w="160" w:type="dxa"/>
+              <w:right w:w="360" w:type="dxa"/>
             </w:tcMar>
-            <w:shd w:val="clear" w:color="auto" w:fill="1A1A2E"/>
           </w:tcPr>
           <w:p>
             <w:pPr>
-              <w:spacing w:before="40" w:after="40"/>
+              <w:spacing w:before="0" w:after="0"/>
             </w:pPr>
             <w:r>
               <w:rPr>
@@ -11387,15 +11387,15 @@
             </w:tcBorders>
             <w:shd w:val="clear" w:color="auto" w:fill="F5F5F0"/>
             <w:tcMar>
-              <w:top w:w="50" w:type="dxa"/>
+              <w:top w:w="80" w:type="dxa"/>
               <w:left w:w="200" w:type="dxa"/>
-              <w:bottom w:w="50" w:type="dxa"/>
+              <w:bottom w:w="80" w:type="dxa"/>
               <w:right w:w="200" w:type="dxa"/>
             </w:tcMar>
           </w:tcPr>
           <w:p>
             <w:pPr>
-              <w:spacing w:before="40" w:after="40"/>
+              <w:spacing w:before="20" w:after="60"/>
             </w:pPr>
             <w:r>
               <w:rPr>
@@ -11421,15 +11421,15 @@
             </w:tcBorders>
             <w:shd w:val="clear" w:color="auto" w:fill="F5F5F0"/>
             <w:tcMar>
-              <w:top w:w="50" w:type="dxa"/>
+              <w:top w:w="80" w:type="dxa"/>
               <w:left w:w="200" w:type="dxa"/>
-              <w:bottom w:w="50" w:type="dxa"/>
+              <w:bottom w:w="80" w:type="dxa"/>
               <w:right w:w="200" w:type="dxa"/>
             </w:tcMar>
           </w:tcPr>
           <w:p>
             <w:pPr>
-              <w:spacing w:before="40" w:after="40"/>
+              <w:spacing w:before="20" w:after="60"/>
             </w:pPr>
             <w:r>
               <w:rPr>
@@ -11455,15 +11455,15 @@
             </w:tcBorders>
             <w:shd w:val="clear" w:color="auto" w:fill="F5F5F0"/>
             <w:tcMar>
-              <w:top w:w="50" w:type="dxa"/>
+              <w:top w:w="80" w:type="dxa"/>
               <w:left w:w="200" w:type="dxa"/>
-              <w:bottom w:w="50" w:type="dxa"/>
+              <w:bottom w:w="80" w:type="dxa"/>
               <w:right w:w="200" w:type="dxa"/>
             </w:tcMar>
           </w:tcPr>
           <w:p>
             <w:pPr>
-              <w:spacing w:before="40" w:after="40"/>
+              <w:spacing w:before="20" w:after="60"/>
             </w:pPr>
             <w:r>
               <w:rPr>
@@ -11489,15 +11489,15 @@
             </w:tcBorders>
             <w:shd w:val="clear" w:color="auto" w:fill="F5F5F0"/>
             <w:tcMar>
-              <w:top w:w="50" w:type="dxa"/>
+              <w:top w:w="80" w:type="dxa"/>
               <w:left w:w="200" w:type="dxa"/>
-              <w:bottom w:w="50" w:type="dxa"/>
+              <w:bottom w:w="80" w:type="dxa"/>
               <w:right w:w="200" w:type="dxa"/>
             </w:tcMar>
           </w:tcPr>
           <w:p>
             <w:pPr>
-              <w:spacing w:before="40" w:after="40"/>
+              <w:spacing w:before="20" w:after="60"/>
             </w:pPr>
             <w:r>
               <w:rPr>
@@ -11523,15 +11523,15 @@
             </w:tcBorders>
             <w:shd w:val="clear" w:color="auto" w:fill="F5F5F0"/>
             <w:tcMar>
-              <w:top w:w="50" w:type="dxa"/>
+              <w:top w:w="80" w:type="dxa"/>
               <w:left w:w="200" w:type="dxa"/>
-              <w:bottom w:w="50" w:type="dxa"/>
+              <w:bottom w:w="80" w:type="dxa"/>
               <w:right w:w="200" w:type="dxa"/>
             </w:tcMar>
           </w:tcPr>
           <w:p>
             <w:pPr>
-              <w:spacing w:before="40" w:after="40"/>
+              <w:spacing w:before="20" w:after="60"/>
             </w:pPr>
             <w:r>
               <w:rPr>
@@ -11886,18 +11886,18 @@
     <w:tbl>
       <w:tblPr>
         <w:tblStyle w:val="af"/>
-        <w:tblW w:w="8640" w:type="dxa"/>
         <w:tblInd w:w="0" w:type="dxa"/>
-        <w:tblBorders>
-          <w:top w:val="single" w:sz="4" w:space="0" w:color="000000"/>
-          <w:left w:val="single" w:sz="4" w:space="0" w:color="000000"/>
-          <w:bottom w:val="single" w:sz="4" w:space="0" w:color="000000"/>
-          <w:right w:val="single" w:sz="4" w:space="0" w:color="000000"/>
-          <w:insideH w:val="single" w:sz="4" w:space="0" w:color="000000"/>
-          <w:insideV w:val="single" w:sz="4" w:space="0" w:color="000000"/>
-        </w:tblBorders>
         <w:tblLayout w:type="fixed"/>
         <w:tblLook w:val="0000" w:firstRow="0" w:lastRow="0" w:firstColumn="0" w:lastColumn="0" w:noHBand="0" w:noVBand="0"/>
+        <w:tblBorders>
+          <w:top w:val="single" w:sz="8" w:space="0" w:color="C8A000"/>
+          <w:left w:val="single" w:sz="8" w:space="0" w:color="C8A000"/>
+          <w:bottom w:val="single" w:sz="8" w:space="0" w:color="C8A000"/>
+          <w:right w:val="single" w:sz="8" w:space="0" w:color="C8A000"/>
+          <w:insideH w:val="none"/>
+          <w:insideV w:val="none"/>
+        </w:tblBorders>
+        <w:tblW w:w="5000" w:type="pct"/>
       </w:tblPr>
       <w:tblGrid>
         <w:gridCol w:w="8640"/>
@@ -11912,17 +11912,17 @@
               <w:bottom w:val="single" w:sz="4" w:space="0" w:color="C8A951"/>
               <w:right w:val="nil"/>
             </w:tcBorders>
+            <w:shd w:val="clear" w:color="auto" w:fill="1A1A2E"/>
             <w:tcMar>
-              <w:top w:w="100" w:type="dxa"/>
-              <w:left w:w="200" w:type="dxa"/>
-              <w:bottom w:w="100" w:type="dxa"/>
-              <w:right w:w="200" w:type="dxa"/>
+              <w:top w:w="160" w:type="dxa"/>
+              <w:left w:w="360" w:type="dxa"/>
+              <w:bottom w:w="160" w:type="dxa"/>
+              <w:right w:w="360" w:type="dxa"/>
             </w:tcMar>
-            <w:shd w:val="clear" w:color="auto" w:fill="1A1A2E"/>
           </w:tcPr>
           <w:p>
             <w:pPr>
-              <w:spacing w:before="40" w:after="40"/>
+              <w:spacing w:before="0" w:after="0"/>
             </w:pPr>
             <w:r>
               <w:rPr>
@@ -11949,15 +11949,15 @@
             </w:tcBorders>
             <w:shd w:val="clear" w:color="auto" w:fill="F5F5F0"/>
             <w:tcMar>
-              <w:top w:w="50" w:type="dxa"/>
+              <w:top w:w="80" w:type="dxa"/>
               <w:left w:w="200" w:type="dxa"/>
-              <w:bottom w:w="50" w:type="dxa"/>
+              <w:bottom w:w="80" w:type="dxa"/>
               <w:right w:w="200" w:type="dxa"/>
             </w:tcMar>
           </w:tcPr>
           <w:p>
             <w:pPr>
-              <w:spacing w:before="40" w:after="40"/>
+              <w:spacing w:before="20" w:after="60"/>
             </w:pPr>
             <w:r>
               <w:rPr>
@@ -11983,15 +11983,15 @@
             </w:tcBorders>
             <w:shd w:val="clear" w:color="auto" w:fill="F5F5F0"/>
             <w:tcMar>
-              <w:top w:w="50" w:type="dxa"/>
+              <w:top w:w="80" w:type="dxa"/>
               <w:left w:w="200" w:type="dxa"/>
-              <w:bottom w:w="50" w:type="dxa"/>
+              <w:bottom w:w="80" w:type="dxa"/>
               <w:right w:w="200" w:type="dxa"/>
             </w:tcMar>
           </w:tcPr>
           <w:p>
             <w:pPr>
-              <w:spacing w:before="40" w:after="40"/>
+              <w:spacing w:before="20" w:after="60"/>
             </w:pPr>
             <w:r>
               <w:rPr>
@@ -12017,15 +12017,15 @@
             </w:tcBorders>
             <w:shd w:val="clear" w:color="auto" w:fill="F5F5F0"/>
             <w:tcMar>
-              <w:top w:w="50" w:type="dxa"/>
+              <w:top w:w="80" w:type="dxa"/>
               <w:left w:w="200" w:type="dxa"/>
-              <w:bottom w:w="50" w:type="dxa"/>
+              <w:bottom w:w="80" w:type="dxa"/>
               <w:right w:w="200" w:type="dxa"/>
             </w:tcMar>
           </w:tcPr>
           <w:p>
             <w:pPr>
-              <w:spacing w:before="40" w:after="40"/>
+              <w:spacing w:before="20" w:after="60"/>
             </w:pPr>
             <w:r>
               <w:rPr>
@@ -12051,15 +12051,15 @@
             </w:tcBorders>
             <w:shd w:val="clear" w:color="auto" w:fill="F5F5F0"/>
             <w:tcMar>
-              <w:top w:w="50" w:type="dxa"/>
+              <w:top w:w="80" w:type="dxa"/>
               <w:left w:w="200" w:type="dxa"/>
-              <w:bottom w:w="50" w:type="dxa"/>
+              <w:bottom w:w="80" w:type="dxa"/>
               <w:right w:w="200" w:type="dxa"/>
             </w:tcMar>
           </w:tcPr>
           <w:p>
             <w:pPr>
-              <w:spacing w:before="40" w:after="40"/>
+              <w:spacing w:before="20" w:after="60"/>
             </w:pPr>
             <w:r>
               <w:rPr>
@@ -12085,15 +12085,15 @@
             </w:tcBorders>
             <w:shd w:val="clear" w:color="auto" w:fill="F5F5F0"/>
             <w:tcMar>
-              <w:top w:w="50" w:type="dxa"/>
+              <w:top w:w="80" w:type="dxa"/>
               <w:left w:w="200" w:type="dxa"/>
-              <w:bottom w:w="50" w:type="dxa"/>
+              <w:bottom w:w="80" w:type="dxa"/>
               <w:right w:w="200" w:type="dxa"/>
             </w:tcMar>
           </w:tcPr>
           <w:p>
             <w:pPr>
-              <w:spacing w:before="40" w:after="40"/>
+              <w:spacing w:before="20" w:after="60"/>
             </w:pPr>
             <w:r>
               <w:rPr>
@@ -12119,15 +12119,15 @@
             </w:tcBorders>
             <w:shd w:val="clear" w:color="auto" w:fill="F5F5F0"/>
             <w:tcMar>
-              <w:top w:w="50" w:type="dxa"/>
+              <w:top w:w="80" w:type="dxa"/>
               <w:left w:w="200" w:type="dxa"/>
-              <w:bottom w:w="50" w:type="dxa"/>
+              <w:bottom w:w="80" w:type="dxa"/>
               <w:right w:w="200" w:type="dxa"/>
             </w:tcMar>
           </w:tcPr>
           <w:p>
             <w:pPr>
-              <w:spacing w:before="40" w:after="40"/>
+              <w:spacing w:before="20" w:after="60"/>
             </w:pPr>
             <w:r>
               <w:rPr>
@@ -12153,15 +12153,15 @@
             </w:tcBorders>
             <w:shd w:val="clear" w:color="auto" w:fill="F5F5F0"/>
             <w:tcMar>
-              <w:top w:w="50" w:type="dxa"/>
+              <w:top w:w="80" w:type="dxa"/>
               <w:left w:w="200" w:type="dxa"/>
-              <w:bottom w:w="50" w:type="dxa"/>
+              <w:bottom w:w="80" w:type="dxa"/>
               <w:right w:w="200" w:type="dxa"/>
             </w:tcMar>
           </w:tcPr>
           <w:p>
             <w:pPr>
-              <w:spacing w:before="40" w:after="40"/>
+              <w:spacing w:before="20" w:after="60"/>
             </w:pPr>
             <w:r>
               <w:rPr>
@@ -12187,15 +12187,15 @@
             </w:tcBorders>
             <w:shd w:val="clear" w:color="auto" w:fill="F5F5F0"/>
             <w:tcMar>
-              <w:top w:w="50" w:type="dxa"/>
+              <w:top w:w="80" w:type="dxa"/>
               <w:left w:w="200" w:type="dxa"/>
-              <w:bottom w:w="50" w:type="dxa"/>
+              <w:bottom w:w="80" w:type="dxa"/>
               <w:right w:w="200" w:type="dxa"/>
             </w:tcMar>
           </w:tcPr>
           <w:p>
             <w:pPr>
-              <w:spacing w:before="40" w:after="40"/>
+              <w:spacing w:before="20" w:after="60"/>
             </w:pPr>
             <w:r>
               <w:rPr>
@@ -12221,15 +12221,15 @@
             </w:tcBorders>
             <w:shd w:val="clear" w:color="auto" w:fill="F5F5F0"/>
             <w:tcMar>
-              <w:top w:w="50" w:type="dxa"/>
+              <w:top w:w="80" w:type="dxa"/>
               <w:left w:w="200" w:type="dxa"/>
-              <w:bottom w:w="50" w:type="dxa"/>
+              <w:bottom w:w="80" w:type="dxa"/>
               <w:right w:w="200" w:type="dxa"/>
             </w:tcMar>
           </w:tcPr>
           <w:p>
             <w:pPr>
-              <w:spacing w:before="40" w:after="40"/>
+              <w:spacing w:before="20" w:after="60"/>
             </w:pPr>
             <w:r>
               <w:rPr>
@@ -12255,15 +12255,15 @@
             </w:tcBorders>
             <w:shd w:val="clear" w:color="auto" w:fill="F5F5F0"/>
             <w:tcMar>
-              <w:top w:w="50" w:type="dxa"/>
+              <w:top w:w="80" w:type="dxa"/>
               <w:left w:w="200" w:type="dxa"/>
-              <w:bottom w:w="50" w:type="dxa"/>
+              <w:bottom w:w="80" w:type="dxa"/>
               <w:right w:w="200" w:type="dxa"/>
             </w:tcMar>
           </w:tcPr>
           <w:p>
             <w:pPr>
-              <w:spacing w:before="40" w:after="40"/>
+              <w:spacing w:before="20" w:after="60"/>
             </w:pPr>
             <w:r>
               <w:rPr>
@@ -12289,15 +12289,15 @@
             </w:tcBorders>
             <w:shd w:val="clear" w:color="auto" w:fill="F5F5F0"/>
             <w:tcMar>
-              <w:top w:w="50" w:type="dxa"/>
+              <w:top w:w="80" w:type="dxa"/>
               <w:left w:w="200" w:type="dxa"/>
-              <w:bottom w:w="50" w:type="dxa"/>
+              <w:bottom w:w="80" w:type="dxa"/>
               <w:right w:w="200" w:type="dxa"/>
             </w:tcMar>
           </w:tcPr>
           <w:p>
             <w:pPr>
-              <w:spacing w:before="40" w:after="40"/>
+              <w:spacing w:before="20" w:after="60"/>
             </w:pPr>
             <w:r>
               <w:rPr>
@@ -12323,15 +12323,15 @@
             </w:tcBorders>
             <w:shd w:val="clear" w:color="auto" w:fill="F5F5F0"/>
             <w:tcMar>
-              <w:top w:w="50" w:type="dxa"/>
+              <w:top w:w="80" w:type="dxa"/>
               <w:left w:w="200" w:type="dxa"/>
-              <w:bottom w:w="50" w:type="dxa"/>
+              <w:bottom w:w="80" w:type="dxa"/>
               <w:right w:w="200" w:type="dxa"/>
             </w:tcMar>
           </w:tcPr>
           <w:p>
             <w:pPr>
-              <w:spacing w:before="40" w:after="40"/>
+              <w:spacing w:before="20" w:after="60"/>
             </w:pPr>
             <w:r>
               <w:rPr>
@@ -12976,18 +12976,18 @@
     <w:tbl>
       <w:tblPr>
         <w:tblStyle w:val="af0"/>
-        <w:tblW w:w="8640" w:type="dxa"/>
         <w:tblInd w:w="0" w:type="dxa"/>
-        <w:tblBorders>
-          <w:top w:val="single" w:sz="4" w:space="0" w:color="000000"/>
-          <w:left w:val="single" w:sz="4" w:space="0" w:color="000000"/>
-          <w:bottom w:val="single" w:sz="4" w:space="0" w:color="000000"/>
-          <w:right w:val="single" w:sz="4" w:space="0" w:color="000000"/>
-          <w:insideH w:val="single" w:sz="4" w:space="0" w:color="000000"/>
-          <w:insideV w:val="single" w:sz="4" w:space="0" w:color="000000"/>
-        </w:tblBorders>
         <w:tblLayout w:type="fixed"/>
         <w:tblLook w:val="0000" w:firstRow="0" w:lastRow="0" w:firstColumn="0" w:lastColumn="0" w:noHBand="0" w:noVBand="0"/>
+        <w:tblBorders>
+          <w:top w:val="single" w:sz="8" w:space="0" w:color="C8A000"/>
+          <w:left w:val="single" w:sz="8" w:space="0" w:color="C8A000"/>
+          <w:bottom w:val="single" w:sz="8" w:space="0" w:color="C8A000"/>
+          <w:right w:val="single" w:sz="8" w:space="0" w:color="C8A000"/>
+          <w:insideH w:val="none"/>
+          <w:insideV w:val="none"/>
+        </w:tblBorders>
+        <w:tblW w:w="5000" w:type="pct"/>
       </w:tblPr>
       <w:tblGrid>
         <w:gridCol w:w="8640"/>
@@ -13002,17 +13002,17 @@
               <w:bottom w:val="single" w:sz="4" w:space="0" w:color="C8A951"/>
               <w:right w:val="nil"/>
             </w:tcBorders>
+            <w:shd w:val="clear" w:color="auto" w:fill="1A1A2E"/>
             <w:tcMar>
-              <w:top w:w="100" w:type="dxa"/>
-              <w:left w:w="200" w:type="dxa"/>
-              <w:bottom w:w="100" w:type="dxa"/>
-              <w:right w:w="200" w:type="dxa"/>
+              <w:top w:w="160" w:type="dxa"/>
+              <w:left w:w="360" w:type="dxa"/>
+              <w:bottom w:w="160" w:type="dxa"/>
+              <w:right w:w="360" w:type="dxa"/>
             </w:tcMar>
-            <w:shd w:val="clear" w:color="auto" w:fill="1A1A2E"/>
           </w:tcPr>
           <w:p>
             <w:pPr>
-              <w:spacing w:before="40" w:after="40"/>
+              <w:spacing w:before="0" w:after="0"/>
             </w:pPr>
             <w:r>
               <w:rPr>
@@ -13039,15 +13039,15 @@
             </w:tcBorders>
             <w:shd w:val="clear" w:color="auto" w:fill="F5F5F0"/>
             <w:tcMar>
-              <w:top w:w="50" w:type="dxa"/>
+              <w:top w:w="80" w:type="dxa"/>
               <w:left w:w="200" w:type="dxa"/>
-              <w:bottom w:w="50" w:type="dxa"/>
+              <w:bottom w:w="80" w:type="dxa"/>
               <w:right w:w="200" w:type="dxa"/>
             </w:tcMar>
           </w:tcPr>
           <w:p>
             <w:pPr>
-              <w:spacing w:before="40" w:after="40"/>
+              <w:spacing w:before="20" w:after="60"/>
             </w:pPr>
             <w:r>
               <w:rPr>
@@ -13073,15 +13073,15 @@
             </w:tcBorders>
             <w:shd w:val="clear" w:color="auto" w:fill="F5F5F0"/>
             <w:tcMar>
-              <w:top w:w="50" w:type="dxa"/>
+              <w:top w:w="80" w:type="dxa"/>
               <w:left w:w="200" w:type="dxa"/>
-              <w:bottom w:w="50" w:type="dxa"/>
+              <w:bottom w:w="80" w:type="dxa"/>
               <w:right w:w="200" w:type="dxa"/>
             </w:tcMar>
           </w:tcPr>
           <w:p>
             <w:pPr>
-              <w:spacing w:before="40" w:after="40"/>
+              <w:spacing w:before="20" w:after="60"/>
             </w:pPr>
             <w:r>
               <w:rPr>
@@ -13107,15 +13107,15 @@
             </w:tcBorders>
             <w:shd w:val="clear" w:color="auto" w:fill="F5F5F0"/>
             <w:tcMar>
-              <w:top w:w="50" w:type="dxa"/>
+              <w:top w:w="80" w:type="dxa"/>
               <w:left w:w="200" w:type="dxa"/>
-              <w:bottom w:w="50" w:type="dxa"/>
+              <w:bottom w:w="80" w:type="dxa"/>
               <w:right w:w="200" w:type="dxa"/>
             </w:tcMar>
           </w:tcPr>
           <w:p>
             <w:pPr>
-              <w:spacing w:before="40" w:after="40"/>
+              <w:spacing w:before="20" w:after="60"/>
             </w:pPr>
             <w:r>
               <w:rPr>
@@ -13141,15 +13141,15 @@
             </w:tcBorders>
             <w:shd w:val="clear" w:color="auto" w:fill="F5F5F0"/>
             <w:tcMar>
-              <w:top w:w="50" w:type="dxa"/>
+              <w:top w:w="80" w:type="dxa"/>
               <w:left w:w="200" w:type="dxa"/>
-              <w:bottom w:w="50" w:type="dxa"/>
+              <w:bottom w:w="80" w:type="dxa"/>
               <w:right w:w="200" w:type="dxa"/>
             </w:tcMar>
           </w:tcPr>
           <w:p>
             <w:pPr>
-              <w:spacing w:before="40" w:after="40"/>
+              <w:spacing w:before="20" w:after="60"/>
             </w:pPr>
             <w:r>
               <w:rPr>
@@ -13175,15 +13175,15 @@
             </w:tcBorders>
             <w:shd w:val="clear" w:color="auto" w:fill="F5F5F0"/>
             <w:tcMar>
-              <w:top w:w="50" w:type="dxa"/>
+              <w:top w:w="80" w:type="dxa"/>
               <w:left w:w="200" w:type="dxa"/>
-              <w:bottom w:w="50" w:type="dxa"/>
+              <w:bottom w:w="80" w:type="dxa"/>
               <w:right w:w="200" w:type="dxa"/>
             </w:tcMar>
           </w:tcPr>
           <w:p>
             <w:pPr>
-              <w:spacing w:before="40" w:after="40"/>
+              <w:spacing w:before="20" w:after="60"/>
             </w:pPr>
             <w:r>
               <w:rPr>
@@ -13520,18 +13520,18 @@
     <w:tbl>
       <w:tblPr>
         <w:tblStyle w:val="af1"/>
-        <w:tblW w:w="8640" w:type="dxa"/>
         <w:tblInd w:w="0" w:type="dxa"/>
-        <w:tblBorders>
-          <w:top w:val="single" w:sz="4" w:space="0" w:color="000000"/>
-          <w:left w:val="single" w:sz="4" w:space="0" w:color="000000"/>
-          <w:bottom w:val="single" w:sz="4" w:space="0" w:color="000000"/>
-          <w:right w:val="single" w:sz="4" w:space="0" w:color="000000"/>
-          <w:insideH w:val="single" w:sz="4" w:space="0" w:color="000000"/>
-          <w:insideV w:val="single" w:sz="4" w:space="0" w:color="000000"/>
-        </w:tblBorders>
         <w:tblLayout w:type="fixed"/>
         <w:tblLook w:val="0000" w:firstRow="0" w:lastRow="0" w:firstColumn="0" w:lastColumn="0" w:noHBand="0" w:noVBand="0"/>
+        <w:tblBorders>
+          <w:top w:val="single" w:sz="8" w:space="0" w:color="C8A000"/>
+          <w:left w:val="single" w:sz="8" w:space="0" w:color="C8A000"/>
+          <w:bottom w:val="single" w:sz="8" w:space="0" w:color="C8A000"/>
+          <w:right w:val="single" w:sz="8" w:space="0" w:color="C8A000"/>
+          <w:insideH w:val="none"/>
+          <w:insideV w:val="none"/>
+        </w:tblBorders>
+        <w:tblW w:w="5000" w:type="pct"/>
       </w:tblPr>
       <w:tblGrid>
         <w:gridCol w:w="8640"/>
@@ -13546,17 +13546,17 @@
               <w:bottom w:val="single" w:sz="4" w:space="0" w:color="C8A951"/>
               <w:right w:val="nil"/>
             </w:tcBorders>
+            <w:shd w:val="clear" w:color="auto" w:fill="1A1A2E"/>
             <w:tcMar>
-              <w:top w:w="100" w:type="dxa"/>
-              <w:left w:w="200" w:type="dxa"/>
-              <w:bottom w:w="100" w:type="dxa"/>
-              <w:right w:w="200" w:type="dxa"/>
+              <w:top w:w="160" w:type="dxa"/>
+              <w:left w:w="360" w:type="dxa"/>
+              <w:bottom w:w="160" w:type="dxa"/>
+              <w:right w:w="360" w:type="dxa"/>
             </w:tcMar>
-            <w:shd w:val="clear" w:color="auto" w:fill="1A1A2E"/>
           </w:tcPr>
           <w:p>
             <w:pPr>
-              <w:spacing w:before="40" w:after="40"/>
+              <w:spacing w:before="0" w:after="0"/>
             </w:pPr>
             <w:r>
               <w:rPr>
@@ -13583,15 +13583,15 @@
             </w:tcBorders>
             <w:shd w:val="clear" w:color="auto" w:fill="F5F5F0"/>
             <w:tcMar>
-              <w:top w:w="50" w:type="dxa"/>
+              <w:top w:w="80" w:type="dxa"/>
               <w:left w:w="200" w:type="dxa"/>
-              <w:bottom w:w="50" w:type="dxa"/>
+              <w:bottom w:w="80" w:type="dxa"/>
               <w:right w:w="200" w:type="dxa"/>
             </w:tcMar>
           </w:tcPr>
           <w:p>
             <w:pPr>
-              <w:spacing w:before="40" w:after="40"/>
+              <w:spacing w:before="20" w:after="60"/>
             </w:pPr>
             <w:r>
               <w:rPr>
@@ -13617,15 +13617,15 @@
             </w:tcBorders>
             <w:shd w:val="clear" w:color="auto" w:fill="F5F5F0"/>
             <w:tcMar>
-              <w:top w:w="50" w:type="dxa"/>
+              <w:top w:w="80" w:type="dxa"/>
               <w:left w:w="200" w:type="dxa"/>
-              <w:bottom w:w="50" w:type="dxa"/>
+              <w:bottom w:w="80" w:type="dxa"/>
               <w:right w:w="200" w:type="dxa"/>
             </w:tcMar>
           </w:tcPr>
           <w:p>
             <w:pPr>
-              <w:spacing w:before="40" w:after="40"/>
+              <w:spacing w:before="20" w:after="60"/>
             </w:pPr>
             <w:r>
               <w:rPr>
@@ -13651,15 +13651,15 @@
             </w:tcBorders>
             <w:shd w:val="clear" w:color="auto" w:fill="F5F5F0"/>
             <w:tcMar>
-              <w:top w:w="50" w:type="dxa"/>
+              <w:top w:w="80" w:type="dxa"/>
               <w:left w:w="200" w:type="dxa"/>
-              <w:bottom w:w="50" w:type="dxa"/>
+              <w:bottom w:w="80" w:type="dxa"/>
               <w:right w:w="200" w:type="dxa"/>
             </w:tcMar>
           </w:tcPr>
           <w:p>
             <w:pPr>
-              <w:spacing w:before="40" w:after="40"/>
+              <w:spacing w:before="20" w:after="60"/>
             </w:pPr>
             <w:r>
               <w:rPr>
@@ -13685,15 +13685,15 @@
             </w:tcBorders>
             <w:shd w:val="clear" w:color="auto" w:fill="F5F5F0"/>
             <w:tcMar>
-              <w:top w:w="50" w:type="dxa"/>
+              <w:top w:w="80" w:type="dxa"/>
               <w:left w:w="200" w:type="dxa"/>
-              <w:bottom w:w="50" w:type="dxa"/>
+              <w:bottom w:w="80" w:type="dxa"/>
               <w:right w:w="200" w:type="dxa"/>
             </w:tcMar>
           </w:tcPr>
           <w:p>
             <w:pPr>
-              <w:spacing w:before="40" w:after="40"/>
+              <w:spacing w:before="20" w:after="60"/>
             </w:pPr>
             <w:r>
               <w:rPr>
@@ -13719,15 +13719,15 @@
             </w:tcBorders>
             <w:shd w:val="clear" w:color="auto" w:fill="F5F5F0"/>
             <w:tcMar>
-              <w:top w:w="50" w:type="dxa"/>
+              <w:top w:w="80" w:type="dxa"/>
               <w:left w:w="200" w:type="dxa"/>
-              <w:bottom w:w="50" w:type="dxa"/>
+              <w:bottom w:w="80" w:type="dxa"/>
               <w:right w:w="200" w:type="dxa"/>
             </w:tcMar>
           </w:tcPr>
           <w:p>
             <w:pPr>
-              <w:spacing w:before="40" w:after="40"/>
+              <w:spacing w:before="20" w:after="60"/>
             </w:pPr>
             <w:r>
               <w:rPr>
@@ -13753,15 +13753,15 @@
             </w:tcBorders>
             <w:shd w:val="clear" w:color="auto" w:fill="F5F5F0"/>
             <w:tcMar>
-              <w:top w:w="50" w:type="dxa"/>
+              <w:top w:w="80" w:type="dxa"/>
               <w:left w:w="200" w:type="dxa"/>
-              <w:bottom w:w="50" w:type="dxa"/>
+              <w:bottom w:w="80" w:type="dxa"/>
               <w:right w:w="200" w:type="dxa"/>
             </w:tcMar>
           </w:tcPr>
           <w:p>
             <w:pPr>
-              <w:spacing w:before="40" w:after="40"/>
+              <w:spacing w:before="20" w:after="60"/>
             </w:pPr>
             <w:r>
               <w:rPr>
@@ -14209,18 +14209,18 @@
     <w:tbl>
       <w:tblPr>
         <w:tblStyle w:val="af2"/>
-        <w:tblW w:w="8640" w:type="dxa"/>
         <w:tblInd w:w="0" w:type="dxa"/>
-        <w:tblBorders>
-          <w:top w:val="single" w:sz="4" w:space="0" w:color="000000"/>
-          <w:left w:val="single" w:sz="4" w:space="0" w:color="000000"/>
-          <w:bottom w:val="single" w:sz="4" w:space="0" w:color="000000"/>
-          <w:right w:val="single" w:sz="4" w:space="0" w:color="000000"/>
-          <w:insideH w:val="single" w:sz="4" w:space="0" w:color="000000"/>
-          <w:insideV w:val="single" w:sz="4" w:space="0" w:color="000000"/>
-        </w:tblBorders>
         <w:tblLayout w:type="fixed"/>
         <w:tblLook w:val="0000" w:firstRow="0" w:lastRow="0" w:firstColumn="0" w:lastColumn="0" w:noHBand="0" w:noVBand="0"/>
+        <w:tblBorders>
+          <w:top w:val="single" w:sz="8" w:space="0" w:color="C8A000"/>
+          <w:left w:val="single" w:sz="8" w:space="0" w:color="C8A000"/>
+          <w:bottom w:val="single" w:sz="8" w:space="0" w:color="C8A000"/>
+          <w:right w:val="single" w:sz="8" w:space="0" w:color="C8A000"/>
+          <w:insideH w:val="none"/>
+          <w:insideV w:val="none"/>
+        </w:tblBorders>
+        <w:tblW w:w="5000" w:type="pct"/>
       </w:tblPr>
       <w:tblGrid>
         <w:gridCol w:w="8640"/>
@@ -14237,15 +14237,15 @@
             </w:tcBorders>
             <w:shd w:val="clear" w:color="auto" w:fill="252525"/>
             <w:tcMar>
-              <w:top w:w="100" w:type="dxa"/>
-              <w:left w:w="200" w:type="dxa"/>
-              <w:bottom w:w="100" w:type="dxa"/>
-              <w:right w:w="200" w:type="dxa"/>
+              <w:top w:w="160" w:type="dxa"/>
+              <w:left w:w="360" w:type="dxa"/>
+              <w:bottom w:w="160" w:type="dxa"/>
+              <w:right w:w="360" w:type="dxa"/>
             </w:tcMar>
           </w:tcPr>
           <w:p>
             <w:pPr>
-              <w:spacing w:before="40" w:after="40"/>
+              <w:spacing w:before="0" w:after="0"/>
             </w:pPr>
             <w:r>
               <w:rPr>
@@ -14272,15 +14272,15 @@
             </w:tcBorders>
             <w:shd w:val="clear" w:color="auto" w:fill="F5F5F0"/>
             <w:tcMar>
-              <w:top w:w="50" w:type="dxa"/>
+              <w:top w:w="80" w:type="dxa"/>
               <w:left w:w="200" w:type="dxa"/>
-              <w:bottom w:w="50" w:type="dxa"/>
+              <w:bottom w:w="80" w:type="dxa"/>
               <w:right w:w="200" w:type="dxa"/>
             </w:tcMar>
           </w:tcPr>
           <w:p>
             <w:pPr>
-              <w:spacing w:before="40" w:after="40"/>
+              <w:spacing w:before="20" w:after="60"/>
             </w:pPr>
             <w:r>
               <w:rPr>
@@ -14306,15 +14306,15 @@
             </w:tcBorders>
             <w:shd w:val="clear" w:color="auto" w:fill="F5F5F0"/>
             <w:tcMar>
-              <w:top w:w="50" w:type="dxa"/>
+              <w:top w:w="80" w:type="dxa"/>
               <w:left w:w="200" w:type="dxa"/>
-              <w:bottom w:w="50" w:type="dxa"/>
+              <w:bottom w:w="80" w:type="dxa"/>
               <w:right w:w="200" w:type="dxa"/>
             </w:tcMar>
           </w:tcPr>
           <w:p>
             <w:pPr>
-              <w:spacing w:before="40" w:after="40"/>
+              <w:spacing w:before="20" w:after="60"/>
             </w:pPr>
             <w:r>
               <w:rPr>
@@ -14340,15 +14340,15 @@
             </w:tcBorders>
             <w:shd w:val="clear" w:color="auto" w:fill="F5F5F0"/>
             <w:tcMar>
-              <w:top w:w="50" w:type="dxa"/>
+              <w:top w:w="80" w:type="dxa"/>
               <w:left w:w="200" w:type="dxa"/>
-              <w:bottom w:w="50" w:type="dxa"/>
+              <w:bottom w:w="80" w:type="dxa"/>
               <w:right w:w="200" w:type="dxa"/>
             </w:tcMar>
           </w:tcPr>
           <w:p>
             <w:pPr>
-              <w:spacing w:before="40" w:after="40"/>
+              <w:spacing w:before="20" w:after="60"/>
             </w:pPr>
             <w:r>
               <w:rPr>
@@ -14374,15 +14374,15 @@
             </w:tcBorders>
             <w:shd w:val="clear" w:color="auto" w:fill="F5F5F0"/>
             <w:tcMar>
-              <w:top w:w="50" w:type="dxa"/>
+              <w:top w:w="80" w:type="dxa"/>
               <w:left w:w="200" w:type="dxa"/>
-              <w:bottom w:w="50" w:type="dxa"/>
+              <w:bottom w:w="80" w:type="dxa"/>
               <w:right w:w="200" w:type="dxa"/>
             </w:tcMar>
           </w:tcPr>
           <w:p>
             <w:pPr>
-              <w:spacing w:before="40" w:after="40"/>
+              <w:spacing w:before="20" w:after="60"/>
             </w:pPr>
             <w:r>
               <w:rPr>
@@ -14408,15 +14408,15 @@
             </w:tcBorders>
             <w:shd w:val="clear" w:color="auto" w:fill="F5F5F0"/>
             <w:tcMar>
-              <w:top w:w="50" w:type="dxa"/>
+              <w:top w:w="80" w:type="dxa"/>
               <w:left w:w="200" w:type="dxa"/>
-              <w:bottom w:w="50" w:type="dxa"/>
+              <w:bottom w:w="80" w:type="dxa"/>
               <w:right w:w="200" w:type="dxa"/>
             </w:tcMar>
           </w:tcPr>
           <w:p>
             <w:pPr>
-              <w:spacing w:before="40" w:after="40"/>
+              <w:spacing w:before="20" w:after="60"/>
             </w:pPr>
             <w:r>
               <w:rPr>
@@ -14442,15 +14442,15 @@
             </w:tcBorders>
             <w:shd w:val="clear" w:color="auto" w:fill="F5F5F0"/>
             <w:tcMar>
-              <w:top w:w="50" w:type="dxa"/>
+              <w:top w:w="80" w:type="dxa"/>
               <w:left w:w="200" w:type="dxa"/>
-              <w:bottom w:w="50" w:type="dxa"/>
+              <w:bottom w:w="80" w:type="dxa"/>
               <w:right w:w="200" w:type="dxa"/>
             </w:tcMar>
           </w:tcPr>
           <w:p>
             <w:pPr>
-              <w:spacing w:before="40" w:after="40"/>
+              <w:spacing w:before="20" w:after="60"/>
             </w:pPr>
             <w:r>
               <w:rPr>
@@ -15061,18 +15061,18 @@
     <w:tbl>
       <w:tblPr>
         <w:tblStyle w:val="af3"/>
-        <w:tblW w:w="8640" w:type="dxa"/>
         <w:tblInd w:w="0" w:type="dxa"/>
-        <w:tblBorders>
-          <w:top w:val="single" w:sz="4" w:space="0" w:color="000000"/>
-          <w:left w:val="single" w:sz="4" w:space="0" w:color="000000"/>
-          <w:bottom w:val="single" w:sz="4" w:space="0" w:color="000000"/>
-          <w:right w:val="single" w:sz="4" w:space="0" w:color="000000"/>
-          <w:insideH w:val="single" w:sz="4" w:space="0" w:color="000000"/>
-          <w:insideV w:val="single" w:sz="4" w:space="0" w:color="000000"/>
-        </w:tblBorders>
         <w:tblLayout w:type="fixed"/>
         <w:tblLook w:val="0000" w:firstRow="0" w:lastRow="0" w:firstColumn="0" w:lastColumn="0" w:noHBand="0" w:noVBand="0"/>
+        <w:tblBorders>
+          <w:top w:val="single" w:sz="8" w:space="0" w:color="C8A000"/>
+          <w:left w:val="single" w:sz="8" w:space="0" w:color="C8A000"/>
+          <w:bottom w:val="single" w:sz="8" w:space="0" w:color="C8A000"/>
+          <w:right w:val="single" w:sz="8" w:space="0" w:color="C8A000"/>
+          <w:insideH w:val="none"/>
+          <w:insideV w:val="none"/>
+        </w:tblBorders>
+        <w:tblW w:w="5000" w:type="pct"/>
       </w:tblPr>
       <w:tblGrid>
         <w:gridCol w:w="8640"/>
@@ -15087,17 +15087,17 @@
               <w:bottom w:val="single" w:sz="4" w:space="0" w:color="C8A951"/>
               <w:right w:val="nil"/>
             </w:tcBorders>
+            <w:shd w:val="clear" w:color="auto" w:fill="1A1A2E"/>
             <w:tcMar>
-              <w:top w:w="100" w:type="dxa"/>
-              <w:left w:w="200" w:type="dxa"/>
-              <w:bottom w:w="100" w:type="dxa"/>
-              <w:right w:w="200" w:type="dxa"/>
+              <w:top w:w="160" w:type="dxa"/>
+              <w:left w:w="360" w:type="dxa"/>
+              <w:bottom w:w="160" w:type="dxa"/>
+              <w:right w:w="360" w:type="dxa"/>
             </w:tcMar>
-            <w:shd w:val="clear" w:color="auto" w:fill="1A1A2E"/>
           </w:tcPr>
           <w:p>
             <w:pPr>
-              <w:spacing w:before="40" w:after="40"/>
+              <w:spacing w:before="0" w:after="0"/>
             </w:pPr>
             <w:r>
               <w:rPr>
@@ -15124,15 +15124,15 @@
             </w:tcBorders>
             <w:shd w:val="clear" w:color="auto" w:fill="F5F5F0"/>
             <w:tcMar>
-              <w:top w:w="50" w:type="dxa"/>
+              <w:top w:w="80" w:type="dxa"/>
               <w:left w:w="200" w:type="dxa"/>
-              <w:bottom w:w="50" w:type="dxa"/>
+              <w:bottom w:w="80" w:type="dxa"/>
               <w:right w:w="200" w:type="dxa"/>
             </w:tcMar>
           </w:tcPr>
           <w:p>
             <w:pPr>
-              <w:spacing w:before="40" w:after="40"/>
+              <w:spacing w:before="20" w:after="60"/>
             </w:pPr>
             <w:r>
               <w:rPr>
@@ -15158,15 +15158,15 @@
             </w:tcBorders>
             <w:shd w:val="clear" w:color="auto" w:fill="F5F5F0"/>
             <w:tcMar>
-              <w:top w:w="50" w:type="dxa"/>
+              <w:top w:w="80" w:type="dxa"/>
               <w:left w:w="200" w:type="dxa"/>
-              <w:bottom w:w="50" w:type="dxa"/>
+              <w:bottom w:w="80" w:type="dxa"/>
               <w:right w:w="200" w:type="dxa"/>
             </w:tcMar>
           </w:tcPr>
           <w:p>
             <w:pPr>
-              <w:spacing w:before="40" w:after="40"/>
+              <w:spacing w:before="20" w:after="60"/>
             </w:pPr>
             <w:r>
               <w:rPr>
@@ -15192,15 +15192,15 @@
             </w:tcBorders>
             <w:shd w:val="clear" w:color="auto" w:fill="F5F5F0"/>
             <w:tcMar>
-              <w:top w:w="50" w:type="dxa"/>
+              <w:top w:w="80" w:type="dxa"/>
               <w:left w:w="200" w:type="dxa"/>
-              <w:bottom w:w="50" w:type="dxa"/>
+              <w:bottom w:w="80" w:type="dxa"/>
               <w:right w:w="200" w:type="dxa"/>
             </w:tcMar>
           </w:tcPr>
           <w:p>
             <w:pPr>
-              <w:spacing w:before="40" w:after="40"/>
+              <w:spacing w:before="20" w:after="60"/>
             </w:pPr>
             <w:r>
               <w:rPr>
@@ -15226,15 +15226,15 @@
             </w:tcBorders>
             <w:shd w:val="clear" w:color="auto" w:fill="F5F5F0"/>
             <w:tcMar>
-              <w:top w:w="50" w:type="dxa"/>
+              <w:top w:w="80" w:type="dxa"/>
               <w:left w:w="200" w:type="dxa"/>
-              <w:bottom w:w="50" w:type="dxa"/>
+              <w:bottom w:w="80" w:type="dxa"/>
               <w:right w:w="200" w:type="dxa"/>
             </w:tcMar>
           </w:tcPr>
           <w:p>
             <w:pPr>
-              <w:spacing w:before="40" w:after="40"/>
+              <w:spacing w:before="20" w:after="60"/>
             </w:pPr>
             <w:r>
               <w:rPr>
@@ -15260,15 +15260,15 @@
             </w:tcBorders>
             <w:shd w:val="clear" w:color="auto" w:fill="F5F5F0"/>
             <w:tcMar>
-              <w:top w:w="50" w:type="dxa"/>
+              <w:top w:w="80" w:type="dxa"/>
               <w:left w:w="200" w:type="dxa"/>
-              <w:bottom w:w="50" w:type="dxa"/>
+              <w:bottom w:w="80" w:type="dxa"/>
               <w:right w:w="200" w:type="dxa"/>
             </w:tcMar>
           </w:tcPr>
           <w:p>
             <w:pPr>
-              <w:spacing w:before="40" w:after="40"/>
+              <w:spacing w:before="20" w:after="60"/>
             </w:pPr>
             <w:r>
               <w:rPr>
@@ -15294,15 +15294,15 @@
             </w:tcBorders>
             <w:shd w:val="clear" w:color="auto" w:fill="F5F5F0"/>
             <w:tcMar>
-              <w:top w:w="50" w:type="dxa"/>
+              <w:top w:w="80" w:type="dxa"/>
               <w:left w:w="200" w:type="dxa"/>
-              <w:bottom w:w="50" w:type="dxa"/>
+              <w:bottom w:w="80" w:type="dxa"/>
               <w:right w:w="200" w:type="dxa"/>
             </w:tcMar>
           </w:tcPr>
           <w:p>
             <w:pPr>
-              <w:spacing w:before="40" w:after="40"/>
+              <w:spacing w:before="20" w:after="60"/>
             </w:pPr>
             <w:r>
               <w:rPr>
@@ -15328,15 +15328,15 @@
             </w:tcBorders>
             <w:shd w:val="clear" w:color="auto" w:fill="252525"/>
             <w:tcMar>
-              <w:top w:w="100" w:type="dxa"/>
-              <w:left w:w="200" w:type="dxa"/>
-              <w:bottom w:w="100" w:type="dxa"/>
-              <w:right w:w="200" w:type="dxa"/>
+              <w:top w:w="160" w:type="dxa"/>
+              <w:left w:w="360" w:type="dxa"/>
+              <w:bottom w:w="160" w:type="dxa"/>
+              <w:right w:w="360" w:type="dxa"/>
             </w:tcMar>
           </w:tcPr>
           <w:p>
             <w:pPr>
-              <w:spacing w:before="40" w:after="40"/>
+              <w:spacing w:before="0" w:after="0"/>
             </w:pPr>
             <w:r>
               <w:rPr>
@@ -15363,15 +15363,15 @@
             </w:tcBorders>
             <w:shd w:val="clear" w:color="auto" w:fill="F5F5F0"/>
             <w:tcMar>
-              <w:top w:w="50" w:type="dxa"/>
+              <w:top w:w="80" w:type="dxa"/>
               <w:left w:w="200" w:type="dxa"/>
-              <w:bottom w:w="50" w:type="dxa"/>
+              <w:bottom w:w="80" w:type="dxa"/>
               <w:right w:w="200" w:type="dxa"/>
             </w:tcMar>
           </w:tcPr>
           <w:p>
             <w:pPr>
-              <w:spacing w:before="40" w:after="40"/>
+              <w:spacing w:before="20" w:after="60"/>
             </w:pPr>
             <w:r>
               <w:rPr>
@@ -15397,15 +15397,15 @@
             </w:tcBorders>
             <w:shd w:val="clear" w:color="auto" w:fill="F5F5F0"/>
             <w:tcMar>
-              <w:top w:w="50" w:type="dxa"/>
+              <w:top w:w="80" w:type="dxa"/>
               <w:left w:w="200" w:type="dxa"/>
-              <w:bottom w:w="50" w:type="dxa"/>
+              <w:bottom w:w="80" w:type="dxa"/>
               <w:right w:w="200" w:type="dxa"/>
             </w:tcMar>
           </w:tcPr>
           <w:p>
             <w:pPr>
-              <w:spacing w:before="40" w:after="40"/>
+              <w:spacing w:before="20" w:after="60"/>
             </w:pPr>
             <w:r>
               <w:rPr>
@@ -15431,15 +15431,15 @@
             </w:tcBorders>
             <w:shd w:val="clear" w:color="auto" w:fill="F5F5F0"/>
             <w:tcMar>
-              <w:top w:w="50" w:type="dxa"/>
+              <w:top w:w="80" w:type="dxa"/>
               <w:left w:w="200" w:type="dxa"/>
-              <w:bottom w:w="50" w:type="dxa"/>
+              <w:bottom w:w="80" w:type="dxa"/>
               <w:right w:w="200" w:type="dxa"/>
             </w:tcMar>
           </w:tcPr>
           <w:p>
             <w:pPr>
-              <w:spacing w:before="40" w:after="40"/>
+              <w:spacing w:before="20" w:after="60"/>
             </w:pPr>
             <w:r>
               <w:rPr>
@@ -15465,15 +15465,15 @@
             </w:tcBorders>
             <w:shd w:val="clear" w:color="auto" w:fill="F5F5F0"/>
             <w:tcMar>
-              <w:top w:w="50" w:type="dxa"/>
+              <w:top w:w="80" w:type="dxa"/>
               <w:left w:w="200" w:type="dxa"/>
-              <w:bottom w:w="50" w:type="dxa"/>
+              <w:bottom w:w="80" w:type="dxa"/>
               <w:right w:w="200" w:type="dxa"/>
             </w:tcMar>
           </w:tcPr>
           <w:p>
             <w:pPr>
-              <w:spacing w:before="40" w:after="40"/>
+              <w:spacing w:before="20" w:after="60"/>
             </w:pPr>
             <w:r>
               <w:rPr>
@@ -15499,15 +15499,15 @@
             </w:tcBorders>
             <w:shd w:val="clear" w:color="auto" w:fill="F5F5F0"/>
             <w:tcMar>
-              <w:top w:w="50" w:type="dxa"/>
+              <w:top w:w="80" w:type="dxa"/>
               <w:left w:w="200" w:type="dxa"/>
-              <w:bottom w:w="50" w:type="dxa"/>
+              <w:bottom w:w="80" w:type="dxa"/>
               <w:right w:w="200" w:type="dxa"/>
             </w:tcMar>
           </w:tcPr>
           <w:p>
             <w:pPr>
-              <w:spacing w:before="40" w:after="40"/>
+              <w:spacing w:before="20" w:after="60"/>
             </w:pPr>
             <w:r>
               <w:rPr>
@@ -15553,15 +15553,15 @@
             </w:tcBorders>
             <w:shd w:val="clear" w:color="auto" w:fill="F5F5F0"/>
             <w:tcMar>
-              <w:top w:w="50" w:type="dxa"/>
+              <w:top w:w="80" w:type="dxa"/>
               <w:left w:w="200" w:type="dxa"/>
-              <w:bottom w:w="50" w:type="dxa"/>
+              <w:bottom w:w="80" w:type="dxa"/>
               <w:right w:w="200" w:type="dxa"/>
             </w:tcMar>
           </w:tcPr>
           <w:p>
             <w:pPr>
-              <w:spacing w:before="40" w:after="40"/>
+              <w:spacing w:before="20" w:after="60"/>
             </w:pPr>
             <w:r>
               <w:rPr>
@@ -15587,15 +15587,15 @@
             </w:tcBorders>
             <w:shd w:val="clear" w:color="auto" w:fill="F5F5F0"/>
             <w:tcMar>
-              <w:top w:w="50" w:type="dxa"/>
+              <w:top w:w="80" w:type="dxa"/>
               <w:left w:w="200" w:type="dxa"/>
-              <w:bottom w:w="50" w:type="dxa"/>
+              <w:bottom w:w="80" w:type="dxa"/>
               <w:right w:w="200" w:type="dxa"/>
             </w:tcMar>
           </w:tcPr>
           <w:p>
             <w:pPr>
-              <w:spacing w:before="40" w:after="40"/>
+              <w:spacing w:before="20" w:after="60"/>
             </w:pPr>
             <w:r>
               <w:rPr>
